--- a/A. Data preparation.docx
+++ b/A. Data preparation.docx
@@ -1,6 +1,6 @@
 
 <file path=word/document.xml><?xml version="1.0" encoding="utf-8"?>
-<w:document xmlns:wpc="http://schemas.microsoft.com/office/word/2010/wordprocessingCanvas" xmlns:cx="http://schemas.microsoft.com/office/drawing/2014/chartex" xmlns:cx1="http://schemas.microsoft.com/office/drawing/2015/9/8/chartex" xmlns:cx2="http://schemas.microsoft.com/office/drawing/2015/10/21/chartex" xmlns:cx3="http://schemas.microsoft.com/office/drawing/2016/5/9/chartex" xmlns:cx4="http://schemas.microsoft.com/office/drawing/2016/5/10/chartex" xmlns:cx5="http://schemas.microsoft.com/office/drawing/2016/5/11/chartex" xmlns:cx6="http://schemas.microsoft.com/office/drawing/2016/5/12/chartex" xmlns:cx7="http://schemas.microsoft.com/office/drawing/2016/5/13/chartex" xmlns:cx8="http://schemas.microsoft.com/office/drawing/2016/5/14/chartex" xmlns:mc="http://schemas.openxmlformats.org/markup-compatibility/2006" xmlns:aink="http://schemas.microsoft.com/office/drawing/2016/ink" xmlns:am3d="http://schemas.microsoft.com/office/drawing/2017/model3d" xmlns:o="urn:schemas-microsoft-com:office:office" xmlns:oel="http://schemas.microsoft.com/office/2019/extlst" xmlns:r="http://schemas.openxmlformats.org/officeDocument/2006/relationships" xmlns:m="http://schemas.openxmlformats.org/officeDocument/2006/math" xmlns:v="urn:schemas-microsoft-com:vml" xmlns:wp14="http://schemas.microsoft.com/office/word/2010/wordprocessingDrawing" xmlns:wp="http://schemas.openxmlformats.org/drawingml/2006/wordprocessingDrawing" xmlns:w10="urn:schemas-microsoft-com:office:word" xmlns:w="http://schemas.openxmlformats.org/wordprocessingml/2006/main" xmlns:w14="http://schemas.microsoft.com/office/word/2010/wordml" xmlns:w15="http://schemas.microsoft.com/office/word/2012/wordml" xmlns:w16cex="http://schemas.microsoft.com/office/word/2018/wordml/cex" xmlns:w16cid="http://schemas.microsoft.com/office/word/2016/wordml/cid" xmlns:w16="http://schemas.microsoft.com/office/word/2018/wordml" xmlns:w16du="http://schemas.microsoft.com/office/word/2023/wordml/word16du" xmlns:w16sdtdh="http://schemas.microsoft.com/office/word/2020/wordml/sdtdatahash" xmlns:w16se="http://schemas.microsoft.com/office/word/2015/wordml/symex" xmlns:wpg="http://schemas.microsoft.com/office/word/2010/wordprocessingGroup" xmlns:wpi="http://schemas.microsoft.com/office/word/2010/wordprocessingInk" xmlns:wne="http://schemas.microsoft.com/office/word/2006/wordml" xmlns:wps="http://schemas.microsoft.com/office/word/2010/wordprocessingShape" mc:Ignorable="w14 w15 w16se w16cid w16 w16cex w16sdtdh w16du wp14">
+<w:document xmlns:wpc="http://schemas.microsoft.com/office/word/2010/wordprocessingCanvas" xmlns:cx="http://schemas.microsoft.com/office/drawing/2014/chartex" xmlns:cx1="http://schemas.microsoft.com/office/drawing/2015/9/8/chartex" xmlns:cx2="http://schemas.microsoft.com/office/drawing/2015/10/21/chartex" xmlns:cx3="http://schemas.microsoft.com/office/drawing/2016/5/9/chartex" xmlns:cx4="http://schemas.microsoft.com/office/drawing/2016/5/10/chartex" xmlns:cx5="http://schemas.microsoft.com/office/drawing/2016/5/11/chartex" xmlns:cx6="http://schemas.microsoft.com/office/drawing/2016/5/12/chartex" xmlns:cx7="http://schemas.microsoft.com/office/drawing/2016/5/13/chartex" xmlns:cx8="http://schemas.microsoft.com/office/drawing/2016/5/14/chartex" xmlns:mc="http://schemas.openxmlformats.org/markup-compatibility/2006" xmlns:aink="http://schemas.microsoft.com/office/drawing/2016/ink" xmlns:am3d="http://schemas.microsoft.com/office/drawing/2017/model3d" xmlns:o="urn:schemas-microsoft-com:office:office" xmlns:oel="http://schemas.microsoft.com/office/2019/extlst" xmlns:r="http://schemas.openxmlformats.org/officeDocument/2006/relationships" xmlns:m="http://schemas.openxmlformats.org/officeDocument/2006/math" xmlns:v="urn:schemas-microsoft-com:vml" xmlns:wp14="http://schemas.microsoft.com/office/word/2010/wordprocessingDrawing" xmlns:wp="http://schemas.openxmlformats.org/drawingml/2006/wordprocessingDrawing" xmlns:w10="urn:schemas-microsoft-com:office:word" xmlns:w="http://schemas.openxmlformats.org/wordprocessingml/2006/main" xmlns:w14="http://schemas.microsoft.com/office/word/2010/wordml" xmlns:w15="http://schemas.microsoft.com/office/word/2012/wordml" xmlns:w16cei="http://schemas.microsoft.com/office/word/2026/wordml/cei" xmlns:w16cex="http://schemas.microsoft.com/office/word/2018/wordml/cex" xmlns:w16cid="http://schemas.microsoft.com/office/word/2016/wordml/cid" xmlns:w16="http://schemas.microsoft.com/office/word/2018/wordml" xmlns:w16du="http://schemas.microsoft.com/office/word/2023/wordml/word16du" xmlns:w16sdtdh="http://schemas.microsoft.com/office/word/2020/wordml/sdtdatahash" xmlns:w16sdtfl="http://schemas.microsoft.com/office/word/2024/wordml/sdtformatlock" xmlns:w16se="http://schemas.microsoft.com/office/word/2015/wordml/symex" xmlns:wpg="http://schemas.microsoft.com/office/word/2010/wordprocessingGroup" xmlns:wpi="http://schemas.microsoft.com/office/word/2010/wordprocessingInk" xmlns:wne="http://schemas.microsoft.com/office/word/2006/wordml" xmlns:wps="http://schemas.microsoft.com/office/word/2010/wordprocessingShape" mc:Ignorable="w14 w15 w16se w16cid w16 w16cex w16sdtdh w16sdtfl w16du wp14">
   <w:body>
     <w:p>
       <w:pPr>
@@ -279,7 +279,10 @@
         <w:t xml:space="preserve"> </w:t>
       </w:r>
       <w:r>
-        <w:t>six</w:t>
+        <w:t>s</w:t>
+      </w:r>
+      <w:r>
+        <w:t>even</w:t>
       </w:r>
       <w:r>
         <w:t xml:space="preserve"> </w:t>
@@ -312,10 +315,16 @@
         </w:numPr>
       </w:pPr>
       <w:r>
-        <w:t xml:space="preserve">Retrieval of UPRN </w:t>
-      </w:r>
-      <w:r>
-        <w:t>data and trimming it for the area to be modelled</w:t>
+        <w:t>Obtain</w:t>
+      </w:r>
+      <w:r>
+        <w:t xml:space="preserve"> UPRN </w:t>
+      </w:r>
+      <w:r>
+        <w:t xml:space="preserve">data and trim for </w:t>
+      </w:r>
+      <w:r>
+        <w:t>the study area</w:t>
       </w:r>
     </w:p>
     <w:p>
@@ -330,7 +339,13 @@
         <w:t>I</w:t>
       </w:r>
       <w:r>
-        <w:t>dentification of building</w:t>
+        <w:t>dentif</w:t>
+      </w:r>
+      <w:r>
+        <w:t>y</w:t>
+      </w:r>
+      <w:r>
+        <w:t xml:space="preserve"> building</w:t>
       </w:r>
       <w:r>
         <w:t>-related</w:t>
@@ -354,21 +369,13 @@
         </w:numPr>
       </w:pPr>
       <w:r>
-        <w:t>Join</w:t>
-      </w:r>
-      <w:r>
-        <w:t>ing</w:t>
+        <w:t>Join data</w:t>
       </w:r>
       <w:r>
         <w:t xml:space="preserve"> </w:t>
       </w:r>
-      <w:proofErr w:type="spellStart"/>
-      <w:r>
-        <w:t>datazone</w:t>
-      </w:r>
-      <w:proofErr w:type="spellEnd"/>
-      <w:r>
-        <w:t xml:space="preserve"> and post code data</w:t>
+      <w:r>
+        <w:t>zone and post code data</w:t>
       </w:r>
       <w:r>
         <w:t xml:space="preserve"> to the UPRN points</w:t>
@@ -384,7 +391,16 @@
       </w:pPr>
       <w:bookmarkStart w:id="0" w:name="_Hlk212626345"/>
       <w:r>
-        <w:t xml:space="preserve">Retrieval of EPC data and populating the UPRN map </w:t>
+        <w:t>Obtain</w:t>
+      </w:r>
+      <w:r>
+        <w:t xml:space="preserve"> EPC data and populat</w:t>
+      </w:r>
+      <w:r>
+        <w:t>e</w:t>
+      </w:r>
+      <w:r>
+        <w:t xml:space="preserve"> the UPRN map </w:t>
       </w:r>
       <w:r>
         <w:t>with available EPC data</w:t>
@@ -400,7 +416,13 @@
         </w:numPr>
       </w:pPr>
       <w:r>
-        <w:t xml:space="preserve">Estimating energy data for properties </w:t>
+        <w:t xml:space="preserve">Estimating energy </w:t>
+      </w:r>
+      <w:r>
+        <w:t xml:space="preserve">and retrofit </w:t>
+      </w:r>
+      <w:r>
+        <w:t xml:space="preserve">data for properties </w:t>
       </w:r>
       <w:r>
         <w:t xml:space="preserve">not included in the EPC </w:t>
@@ -421,6 +443,18 @@
         </w:numPr>
       </w:pPr>
       <w:r>
+        <w:t>Validate demand data</w:t>
+      </w:r>
+    </w:p>
+    <w:p>
+      <w:pPr>
+        <w:pStyle w:val="ListParagraph"/>
+        <w:numPr>
+          <w:ilvl w:val="0"/>
+          <w:numId w:val="14"/>
+        </w:numPr>
+      </w:pPr>
+      <w:r>
         <w:t>Combine property level data into building level data</w:t>
       </w:r>
     </w:p>
@@ -430,9 +464,9 @@
           <w:noProof/>
         </w:rPr>
         <w:drawing>
-          <wp:inline distT="0" distB="0" distL="0" distR="0" wp14:anchorId="6185E254" wp14:editId="1412C186">
+          <wp:inline distT="0" distB="0" distL="0" distR="0" wp14:anchorId="6185E254" wp14:editId="16632262">
             <wp:extent cx="5786120" cy="2628900"/>
-            <wp:effectExtent l="57150" t="0" r="62230" b="0"/>
+            <wp:effectExtent l="57150" t="0" r="100330" b="0"/>
             <wp:docPr id="1306886461" name="Diagram 2"/>
             <wp:cNvGraphicFramePr/>
             <a:graphic xmlns:a="http://schemas.openxmlformats.org/drawingml/2006/main">
@@ -446,7 +480,31 @@
     </w:p>
     <w:p>
       <w:r>
-        <w:t>Steps 1 to 3 are carried out using a geoprocessing package such as ArcGIS or QGIS. Steps 4 to 6 are carried out in Excel. A full breakdown of the steps is set out below.</w:t>
+        <w:t xml:space="preserve">Steps 1 to 3 are carried out using a geoprocessing package such as ArcGIS or QGIS. Steps 4 to </w:t>
+      </w:r>
+      <w:r>
+        <w:t>7</w:t>
+      </w:r>
+      <w:r>
+        <w:t xml:space="preserve"> are carried out in </w:t>
+      </w:r>
+      <w:r>
+        <w:t xml:space="preserve">the </w:t>
+      </w:r>
+      <w:r>
+        <w:t>Excel</w:t>
+      </w:r>
+      <w:r>
+        <w:t>-based data processing model</w:t>
+      </w:r>
+      <w:r>
+        <w:t xml:space="preserve">. A full breakdown of </w:t>
+      </w:r>
+      <w:r>
+        <w:t>each step</w:t>
+      </w:r>
+      <w:r>
+        <w:t xml:space="preserve"> is set out below.</w:t>
       </w:r>
     </w:p>
     <w:p>
@@ -462,6 +520,7 @@
           <w:b/>
           <w:bCs/>
         </w:rPr>
+        <w:lastRenderedPageBreak/>
         <w:t xml:space="preserve">1. </w:t>
       </w:r>
       <w:r>
@@ -469,7 +528,14 @@
           <w:b/>
           <w:bCs/>
         </w:rPr>
-        <w:t>Retrieval of UPRN map for area and identification of building-related points</w:t>
+        <w:t>Obtain</w:t>
+      </w:r>
+      <w:r>
+        <w:rPr>
+          <w:b/>
+          <w:bCs/>
+        </w:rPr>
+        <w:t xml:space="preserve"> UPRN map for area</w:t>
       </w:r>
     </w:p>
     <w:p>
@@ -565,7 +631,6 @@
         </w:numPr>
       </w:pPr>
       <w:r>
-        <w:lastRenderedPageBreak/>
         <w:t xml:space="preserve">Search for the </w:t>
       </w:r>
       <w:proofErr w:type="spellStart"/>
@@ -1107,7 +1172,28 @@
           <w:b/>
           <w:bCs/>
         </w:rPr>
-        <w:t>Retrieval of EPC data and populating the UPRN map with available EPC data</w:t>
+        <w:t>Obtain</w:t>
+      </w:r>
+      <w:r>
+        <w:rPr>
+          <w:b/>
+          <w:bCs/>
+        </w:rPr>
+        <w:t xml:space="preserve"> EPC data and populat</w:t>
+      </w:r>
+      <w:r>
+        <w:rPr>
+          <w:b/>
+          <w:bCs/>
+        </w:rPr>
+        <w:t>e</w:t>
+      </w:r>
+      <w:r>
+        <w:rPr>
+          <w:b/>
+          <w:bCs/>
+        </w:rPr>
+        <w:t xml:space="preserve"> the UPRN map with available EPC data</w:t>
       </w:r>
     </w:p>
     <w:p>
@@ -1272,6 +1358,7 @@
           <w:b/>
           <w:bCs/>
         </w:rPr>
+        <w:lastRenderedPageBreak/>
         <w:t>5</w:t>
       </w:r>
       <w:r>
@@ -1286,7 +1373,21 @@
           <w:b/>
           <w:bCs/>
         </w:rPr>
-        <w:t>Estimating energy data for properties not included in the EPC register</w:t>
+        <w:t>Estimating energy</w:t>
+      </w:r>
+      <w:r>
+        <w:rPr>
+          <w:b/>
+          <w:bCs/>
+        </w:rPr>
+        <w:t xml:space="preserve"> and retrofit</w:t>
+      </w:r>
+      <w:r>
+        <w:rPr>
+          <w:b/>
+          <w:bCs/>
+        </w:rPr>
+        <w:t xml:space="preserve"> data for properties not included in the EPC register</w:t>
       </w:r>
     </w:p>
     <w:p>
@@ -1355,8 +1456,13 @@
         </w:numPr>
       </w:pPr>
       <w:r>
-        <w:lastRenderedPageBreak/>
-        <w:t>If count &gt; 1: allocate each property that we are missing data for a position number</w:t>
+        <w:t xml:space="preserve">If count &gt; 1: allocate each </w:t>
+      </w:r>
+      <w:r>
+        <w:t xml:space="preserve">UPRN at grid reference a </w:t>
+      </w:r>
+      <w:r>
+        <w:t>position number</w:t>
       </w:r>
     </w:p>
     <w:p>
@@ -1368,7 +1474,16 @@
         </w:numPr>
       </w:pPr>
       <w:r>
-        <w:t>If property is in final position: assume bogus point (not a property)</w:t>
+        <w:t xml:space="preserve">If </w:t>
+      </w:r>
+      <w:r>
+        <w:t>UPRN</w:t>
+      </w:r>
+      <w:r>
+        <w:t xml:space="preserve"> is in final position: assume </w:t>
+      </w:r>
+      <w:r>
+        <w:t>point related to close services (i.e. not a property) and remove</w:t>
       </w:r>
     </w:p>
     <w:p>
@@ -1410,81 +1525,41 @@
         <w:t>most recent</w:t>
       </w:r>
       <w:r>
-        <w:t xml:space="preserve"> EPC of a close by property</w:t>
+        <w:t xml:space="preserve"> EPC of a close</w:t>
+      </w:r>
+      <w:r>
+        <w:t>-</w:t>
+      </w:r>
+      <w:r>
+        <w:t>by property</w:t>
       </w:r>
       <w:r>
         <w:t xml:space="preserve"> of the same property type.</w:t>
+      </w:r>
+      <w:r>
+        <w:t xml:space="preserve"> </w:t>
+      </w:r>
+      <w:r>
+        <w:t xml:space="preserve">Close by properties are found by searching the data in the </w:t>
+      </w:r>
+      <w:r>
+        <w:t xml:space="preserve">same grid reference, post code area, and data zone, with the </w:t>
+      </w:r>
+      <w:r>
+        <w:t xml:space="preserve">smallest area is used </w:t>
+      </w:r>
+      <w:r>
+        <w:t>where</w:t>
+      </w:r>
+      <w:r>
+        <w:t xml:space="preserve"> known data exists</w:t>
+      </w:r>
+      <w:r>
+        <w:t>.</w:t>
       </w:r>
     </w:p>
     <w:p>
       <w:pPr>
-        <w:pStyle w:val="ListParagraph"/>
-        <w:numPr>
-          <w:ilvl w:val="1"/>
-          <w:numId w:val="20"/>
-        </w:numPr>
-      </w:pPr>
-      <w:r>
-        <w:t>Close by properties are found by searching the data in the following order, so the smallest area is used if any known data exists</w:t>
-      </w:r>
-    </w:p>
-    <w:p>
-      <w:pPr>
-        <w:pStyle w:val="ListParagraph"/>
-        <w:numPr>
-          <w:ilvl w:val="2"/>
-          <w:numId w:val="20"/>
-        </w:numPr>
-      </w:pPr>
-      <w:r>
-        <w:t>grid reference</w:t>
-      </w:r>
-    </w:p>
-    <w:p>
-      <w:pPr>
-        <w:pStyle w:val="ListParagraph"/>
-        <w:numPr>
-          <w:ilvl w:val="2"/>
-          <w:numId w:val="20"/>
-        </w:numPr>
-      </w:pPr>
-      <w:r>
-        <w:t>post code area</w:t>
-      </w:r>
-    </w:p>
-    <w:p>
-      <w:pPr>
-        <w:pStyle w:val="ListParagraph"/>
-        <w:numPr>
-          <w:ilvl w:val="2"/>
-          <w:numId w:val="20"/>
-        </w:numPr>
-      </w:pPr>
-      <w:proofErr w:type="spellStart"/>
-      <w:r>
-        <w:t>datazone</w:t>
-      </w:r>
-      <w:proofErr w:type="spellEnd"/>
-    </w:p>
-    <w:p>
-      <w:pPr>
-        <w:pStyle w:val="ListParagraph"/>
-        <w:numPr>
-          <w:ilvl w:val="1"/>
-          <w:numId w:val="20"/>
-        </w:numPr>
-      </w:pPr>
-      <w:r>
-        <w:t xml:space="preserve">If data is known for more than one of the same types of property in an area, data from the most recent EPC inspection is used. </w:t>
-      </w:r>
-    </w:p>
-    <w:p>
-      <w:pPr>
-        <w:pStyle w:val="ListParagraph"/>
-        <w:numPr>
-          <w:ilvl w:val="0"/>
-          <w:numId w:val="18"/>
-        </w:numPr>
         <w:rPr>
           <w:b/>
           <w:bCs/>
@@ -1495,71 +1570,65 @@
           <w:b/>
           <w:bCs/>
         </w:rPr>
+        <w:t>6. Validation of demand data</w:t>
+      </w:r>
+    </w:p>
+    <w:p>
+      <w:pPr>
+        <w:pStyle w:val="ListParagraph"/>
+        <w:numPr>
+          <w:ilvl w:val="0"/>
+          <w:numId w:val="23"/>
+        </w:numPr>
+      </w:pPr>
+      <w:r>
         <w:t xml:space="preserve">The total heating demand for each </w:t>
       </w:r>
       <w:proofErr w:type="spellStart"/>
       <w:r>
-        <w:rPr>
-          <w:b/>
-          <w:bCs/>
-        </w:rPr>
         <w:t>datazone</w:t>
       </w:r>
       <w:proofErr w:type="spellEnd"/>
       <w:r>
-        <w:rPr>
-          <w:b/>
-          <w:bCs/>
-        </w:rPr>
         <w:t xml:space="preserve"> is compared with data obtained from the </w:t>
       </w:r>
       <w:proofErr w:type="spellStart"/>
       <w:r>
-        <w:rPr>
-          <w:b/>
-          <w:bCs/>
-        </w:rPr>
         <w:t>ScotHeatMap</w:t>
       </w:r>
       <w:proofErr w:type="spellEnd"/>
       <w:r>
-        <w:rPr>
-          <w:b/>
-          <w:bCs/>
-        </w:rPr>
         <w:t xml:space="preserve">, available at: </w:t>
       </w:r>
       <w:hyperlink r:id="rId17" w:history="1">
         <w:r>
           <w:rPr>
             <w:rStyle w:val="Hyperlink"/>
-            <w:b/>
-            <w:bCs/>
           </w:rPr>
           <w:t>https://heatmap.data.gov.scot/custom/heatmap/</w:t>
         </w:r>
       </w:hyperlink>
       <w:r>
-        <w:rPr>
-          <w:b/>
-          <w:bCs/>
-        </w:rPr>
-        <w:t xml:space="preserve">. Large differences are investigated and the </w:t>
+        <w:t xml:space="preserve">. </w:t>
+      </w:r>
+    </w:p>
+    <w:p>
+      <w:pPr>
+        <w:pStyle w:val="ListParagraph"/>
+        <w:numPr>
+          <w:ilvl w:val="0"/>
+          <w:numId w:val="23"/>
+        </w:numPr>
+      </w:pPr>
+      <w:r>
+        <w:t xml:space="preserve">Large differences are investigated and the </w:t>
       </w:r>
       <w:proofErr w:type="spellStart"/>
       <w:r>
-        <w:rPr>
-          <w:b/>
-          <w:bCs/>
-        </w:rPr>
         <w:t>Manual_Overrides</w:t>
       </w:r>
       <w:proofErr w:type="spellEnd"/>
       <w:r>
-        <w:rPr>
-          <w:b/>
-          <w:bCs/>
-        </w:rPr>
         <w:t xml:space="preserve"> tab used to apply corrections at property level.</w:t>
       </w:r>
     </w:p>
@@ -1576,7 +1645,7 @@
           <w:b/>
           <w:bCs/>
         </w:rPr>
-        <w:t>6</w:t>
+        <w:t>7</w:t>
       </w:r>
       <w:r>
         <w:rPr>
@@ -1647,6 +1716,9 @@
       <w:proofErr w:type="spellStart"/>
       <w:r>
         <w:t>CATHeaPS</w:t>
+      </w:r>
+      <w:r>
+        <w:t>-FatCat</w:t>
       </w:r>
       <w:proofErr w:type="spellEnd"/>
       <w:r>
@@ -1665,7 +1737,7 @@
 </file>
 
 <file path=word/endnotes.xml><?xml version="1.0" encoding="utf-8"?>
-<w:endnotes xmlns:wpc="http://schemas.microsoft.com/office/word/2010/wordprocessingCanvas" xmlns:cx="http://schemas.microsoft.com/office/drawing/2014/chartex" xmlns:cx1="http://schemas.microsoft.com/office/drawing/2015/9/8/chartex" xmlns:cx2="http://schemas.microsoft.com/office/drawing/2015/10/21/chartex" xmlns:cx3="http://schemas.microsoft.com/office/drawing/2016/5/9/chartex" xmlns:cx4="http://schemas.microsoft.com/office/drawing/2016/5/10/chartex" xmlns:cx5="http://schemas.microsoft.com/office/drawing/2016/5/11/chartex" xmlns:cx6="http://schemas.microsoft.com/office/drawing/2016/5/12/chartex" xmlns:cx7="http://schemas.microsoft.com/office/drawing/2016/5/13/chartex" xmlns:cx8="http://schemas.microsoft.com/office/drawing/2016/5/14/chartex" xmlns:mc="http://schemas.openxmlformats.org/markup-compatibility/2006" xmlns:aink="http://schemas.microsoft.com/office/drawing/2016/ink" xmlns:am3d="http://schemas.microsoft.com/office/drawing/2017/model3d" xmlns:o="urn:schemas-microsoft-com:office:office" xmlns:oel="http://schemas.microsoft.com/office/2019/extlst" xmlns:r="http://schemas.openxmlformats.org/officeDocument/2006/relationships" xmlns:m="http://schemas.openxmlformats.org/officeDocument/2006/math" xmlns:v="urn:schemas-microsoft-com:vml" xmlns:wp14="http://schemas.microsoft.com/office/word/2010/wordprocessingDrawing" xmlns:wp="http://schemas.openxmlformats.org/drawingml/2006/wordprocessingDrawing" xmlns:w10="urn:schemas-microsoft-com:office:word" xmlns:w="http://schemas.openxmlformats.org/wordprocessingml/2006/main" xmlns:w14="http://schemas.microsoft.com/office/word/2010/wordml" xmlns:w15="http://schemas.microsoft.com/office/word/2012/wordml" xmlns:w16cex="http://schemas.microsoft.com/office/word/2018/wordml/cex" xmlns:w16cid="http://schemas.microsoft.com/office/word/2016/wordml/cid" xmlns:w16="http://schemas.microsoft.com/office/word/2018/wordml" xmlns:w16du="http://schemas.microsoft.com/office/word/2023/wordml/word16du" xmlns:w16sdtdh="http://schemas.microsoft.com/office/word/2020/wordml/sdtdatahash" xmlns:w16se="http://schemas.microsoft.com/office/word/2015/wordml/symex" xmlns:wpg="http://schemas.microsoft.com/office/word/2010/wordprocessingGroup" xmlns:wpi="http://schemas.microsoft.com/office/word/2010/wordprocessingInk" xmlns:wne="http://schemas.microsoft.com/office/word/2006/wordml" xmlns:wps="http://schemas.microsoft.com/office/word/2010/wordprocessingShape" mc:Ignorable="w14 w15 w16se w16cid w16 w16cex w16sdtdh w16du wp14">
+<w:endnotes xmlns:wpc="http://schemas.microsoft.com/office/word/2010/wordprocessingCanvas" xmlns:cx="http://schemas.microsoft.com/office/drawing/2014/chartex" xmlns:cx1="http://schemas.microsoft.com/office/drawing/2015/9/8/chartex" xmlns:cx2="http://schemas.microsoft.com/office/drawing/2015/10/21/chartex" xmlns:cx3="http://schemas.microsoft.com/office/drawing/2016/5/9/chartex" xmlns:cx4="http://schemas.microsoft.com/office/drawing/2016/5/10/chartex" xmlns:cx5="http://schemas.microsoft.com/office/drawing/2016/5/11/chartex" xmlns:cx6="http://schemas.microsoft.com/office/drawing/2016/5/12/chartex" xmlns:cx7="http://schemas.microsoft.com/office/drawing/2016/5/13/chartex" xmlns:cx8="http://schemas.microsoft.com/office/drawing/2016/5/14/chartex" xmlns:mc="http://schemas.openxmlformats.org/markup-compatibility/2006" xmlns:aink="http://schemas.microsoft.com/office/drawing/2016/ink" xmlns:am3d="http://schemas.microsoft.com/office/drawing/2017/model3d" xmlns:o="urn:schemas-microsoft-com:office:office" xmlns:oel="http://schemas.microsoft.com/office/2019/extlst" xmlns:r="http://schemas.openxmlformats.org/officeDocument/2006/relationships" xmlns:m="http://schemas.openxmlformats.org/officeDocument/2006/math" xmlns:v="urn:schemas-microsoft-com:vml" xmlns:wp14="http://schemas.microsoft.com/office/word/2010/wordprocessingDrawing" xmlns:wp="http://schemas.openxmlformats.org/drawingml/2006/wordprocessingDrawing" xmlns:w10="urn:schemas-microsoft-com:office:word" xmlns:w="http://schemas.openxmlformats.org/wordprocessingml/2006/main" xmlns:w14="http://schemas.microsoft.com/office/word/2010/wordml" xmlns:w15="http://schemas.microsoft.com/office/word/2012/wordml" xmlns:w16cei="http://schemas.microsoft.com/office/word/2026/wordml/cei" xmlns:w16cex="http://schemas.microsoft.com/office/word/2018/wordml/cex" xmlns:w16cid="http://schemas.microsoft.com/office/word/2016/wordml/cid" xmlns:w16="http://schemas.microsoft.com/office/word/2018/wordml" xmlns:w16du="http://schemas.microsoft.com/office/word/2023/wordml/word16du" xmlns:w16sdtdh="http://schemas.microsoft.com/office/word/2020/wordml/sdtdatahash" xmlns:w16sdtfl="http://schemas.microsoft.com/office/word/2024/wordml/sdtformatlock" xmlns:w16se="http://schemas.microsoft.com/office/word/2015/wordml/symex" xmlns:wpg="http://schemas.microsoft.com/office/word/2010/wordprocessingGroup" xmlns:wpi="http://schemas.microsoft.com/office/word/2010/wordprocessingInk" xmlns:wne="http://schemas.microsoft.com/office/word/2006/wordml" xmlns:wps="http://schemas.microsoft.com/office/word/2010/wordprocessingShape" mc:Ignorable="w14 w15 w16se w16cid w16 w16cex w16sdtdh w16sdtfl w16du wp14">
   <w:endnote w:type="separator" w:id="-1">
     <w:p>
       <w:pPr>
@@ -1690,7 +1762,7 @@
 </file>
 
 <file path=word/footer1.xml><?xml version="1.0" encoding="utf-8"?>
-<w:ftr xmlns:wpc="http://schemas.microsoft.com/office/word/2010/wordprocessingCanvas" xmlns:cx="http://schemas.microsoft.com/office/drawing/2014/chartex" xmlns:cx1="http://schemas.microsoft.com/office/drawing/2015/9/8/chartex" xmlns:cx2="http://schemas.microsoft.com/office/drawing/2015/10/21/chartex" xmlns:cx3="http://schemas.microsoft.com/office/drawing/2016/5/9/chartex" xmlns:cx4="http://schemas.microsoft.com/office/drawing/2016/5/10/chartex" xmlns:cx5="http://schemas.microsoft.com/office/drawing/2016/5/11/chartex" xmlns:cx6="http://schemas.microsoft.com/office/drawing/2016/5/12/chartex" xmlns:cx7="http://schemas.microsoft.com/office/drawing/2016/5/13/chartex" xmlns:cx8="http://schemas.microsoft.com/office/drawing/2016/5/14/chartex" xmlns:mc="http://schemas.openxmlformats.org/markup-compatibility/2006" xmlns:aink="http://schemas.microsoft.com/office/drawing/2016/ink" xmlns:am3d="http://schemas.microsoft.com/office/drawing/2017/model3d" xmlns:o="urn:schemas-microsoft-com:office:office" xmlns:oel="http://schemas.microsoft.com/office/2019/extlst" xmlns:r="http://schemas.openxmlformats.org/officeDocument/2006/relationships" xmlns:m="http://schemas.openxmlformats.org/officeDocument/2006/math" xmlns:v="urn:schemas-microsoft-com:vml" xmlns:wp14="http://schemas.microsoft.com/office/word/2010/wordprocessingDrawing" xmlns:wp="http://schemas.openxmlformats.org/drawingml/2006/wordprocessingDrawing" xmlns:w10="urn:schemas-microsoft-com:office:word" xmlns:w="http://schemas.openxmlformats.org/wordprocessingml/2006/main" xmlns:w14="http://schemas.microsoft.com/office/word/2010/wordml" xmlns:w15="http://schemas.microsoft.com/office/word/2012/wordml" xmlns:w16cex="http://schemas.microsoft.com/office/word/2018/wordml/cex" xmlns:w16cid="http://schemas.microsoft.com/office/word/2016/wordml/cid" xmlns:w16="http://schemas.microsoft.com/office/word/2018/wordml" xmlns:w16du="http://schemas.microsoft.com/office/word/2023/wordml/word16du" xmlns:w16sdtdh="http://schemas.microsoft.com/office/word/2020/wordml/sdtdatahash" xmlns:w16se="http://schemas.microsoft.com/office/word/2015/wordml/symex" xmlns:wpg="http://schemas.microsoft.com/office/word/2010/wordprocessingGroup" xmlns:wpi="http://schemas.microsoft.com/office/word/2010/wordprocessingInk" xmlns:wne="http://schemas.microsoft.com/office/word/2006/wordml" xmlns:wps="http://schemas.microsoft.com/office/word/2010/wordprocessingShape" mc:Ignorable="w14 w15 w16se w16cid w16 w16cex w16sdtdh w16du wp14">
+<w:ftr xmlns:wpc="http://schemas.microsoft.com/office/word/2010/wordprocessingCanvas" xmlns:cx="http://schemas.microsoft.com/office/drawing/2014/chartex" xmlns:cx1="http://schemas.microsoft.com/office/drawing/2015/9/8/chartex" xmlns:cx2="http://schemas.microsoft.com/office/drawing/2015/10/21/chartex" xmlns:cx3="http://schemas.microsoft.com/office/drawing/2016/5/9/chartex" xmlns:cx4="http://schemas.microsoft.com/office/drawing/2016/5/10/chartex" xmlns:cx5="http://schemas.microsoft.com/office/drawing/2016/5/11/chartex" xmlns:cx6="http://schemas.microsoft.com/office/drawing/2016/5/12/chartex" xmlns:cx7="http://schemas.microsoft.com/office/drawing/2016/5/13/chartex" xmlns:cx8="http://schemas.microsoft.com/office/drawing/2016/5/14/chartex" xmlns:mc="http://schemas.openxmlformats.org/markup-compatibility/2006" xmlns:aink="http://schemas.microsoft.com/office/drawing/2016/ink" xmlns:am3d="http://schemas.microsoft.com/office/drawing/2017/model3d" xmlns:o="urn:schemas-microsoft-com:office:office" xmlns:oel="http://schemas.microsoft.com/office/2019/extlst" xmlns:r="http://schemas.openxmlformats.org/officeDocument/2006/relationships" xmlns:m="http://schemas.openxmlformats.org/officeDocument/2006/math" xmlns:v="urn:schemas-microsoft-com:vml" xmlns:wp14="http://schemas.microsoft.com/office/word/2010/wordprocessingDrawing" xmlns:wp="http://schemas.openxmlformats.org/drawingml/2006/wordprocessingDrawing" xmlns:w10="urn:schemas-microsoft-com:office:word" xmlns:w="http://schemas.openxmlformats.org/wordprocessingml/2006/main" xmlns:w14="http://schemas.microsoft.com/office/word/2010/wordml" xmlns:w15="http://schemas.microsoft.com/office/word/2012/wordml" xmlns:w16cei="http://schemas.microsoft.com/office/word/2026/wordml/cei" xmlns:w16cex="http://schemas.microsoft.com/office/word/2018/wordml/cex" xmlns:w16cid="http://schemas.microsoft.com/office/word/2016/wordml/cid" xmlns:w16="http://schemas.microsoft.com/office/word/2018/wordml" xmlns:w16du="http://schemas.microsoft.com/office/word/2023/wordml/word16du" xmlns:w16sdtdh="http://schemas.microsoft.com/office/word/2020/wordml/sdtdatahash" xmlns:w16sdtfl="http://schemas.microsoft.com/office/word/2024/wordml/sdtformatlock" xmlns:w16se="http://schemas.microsoft.com/office/word/2015/wordml/symex" xmlns:wpg="http://schemas.microsoft.com/office/word/2010/wordprocessingGroup" xmlns:wpi="http://schemas.microsoft.com/office/word/2010/wordprocessingInk" xmlns:wne="http://schemas.microsoft.com/office/word/2006/wordml" xmlns:wps="http://schemas.microsoft.com/office/word/2010/wordprocessingShape" mc:Ignorable="w14 w15 w16se w16cid w16 w16cex w16sdtdh w16sdtfl w16du wp14">
   <w:p>
     <w:pPr>
       <w:pStyle w:val="Header"/>
@@ -1704,7 +1776,28 @@
         <w:sz w:val="18"/>
         <w:szCs w:val="18"/>
       </w:rPr>
-      <w:t>V2 – 15 January 2026</w:t>
+      <w:t>V</w:t>
+    </w:r>
+    <w:r>
+      <w:rPr>
+        <w:sz w:val="18"/>
+        <w:szCs w:val="18"/>
+      </w:rPr>
+      <w:t>3</w:t>
+    </w:r>
+    <w:r>
+      <w:rPr>
+        <w:sz w:val="18"/>
+        <w:szCs w:val="18"/>
+      </w:rPr>
+      <w:t xml:space="preserve"> – </w:t>
+    </w:r>
+    <w:r>
+      <w:rPr>
+        <w:sz w:val="18"/>
+        <w:szCs w:val="18"/>
+      </w:rPr>
+      <w:t>31 July 2026</w:t>
     </w:r>
     <w:r>
       <w:rPr>
@@ -1790,7 +1883,7 @@
 </file>
 
 <file path=word/footnotes.xml><?xml version="1.0" encoding="utf-8"?>
-<w:footnotes xmlns:wpc="http://schemas.microsoft.com/office/word/2010/wordprocessingCanvas" xmlns:cx="http://schemas.microsoft.com/office/drawing/2014/chartex" xmlns:cx1="http://schemas.microsoft.com/office/drawing/2015/9/8/chartex" xmlns:cx2="http://schemas.microsoft.com/office/drawing/2015/10/21/chartex" xmlns:cx3="http://schemas.microsoft.com/office/drawing/2016/5/9/chartex" xmlns:cx4="http://schemas.microsoft.com/office/drawing/2016/5/10/chartex" xmlns:cx5="http://schemas.microsoft.com/office/drawing/2016/5/11/chartex" xmlns:cx6="http://schemas.microsoft.com/office/drawing/2016/5/12/chartex" xmlns:cx7="http://schemas.microsoft.com/office/drawing/2016/5/13/chartex" xmlns:cx8="http://schemas.microsoft.com/office/drawing/2016/5/14/chartex" xmlns:mc="http://schemas.openxmlformats.org/markup-compatibility/2006" xmlns:aink="http://schemas.microsoft.com/office/drawing/2016/ink" xmlns:am3d="http://schemas.microsoft.com/office/drawing/2017/model3d" xmlns:o="urn:schemas-microsoft-com:office:office" xmlns:oel="http://schemas.microsoft.com/office/2019/extlst" xmlns:r="http://schemas.openxmlformats.org/officeDocument/2006/relationships" xmlns:m="http://schemas.openxmlformats.org/officeDocument/2006/math" xmlns:v="urn:schemas-microsoft-com:vml" xmlns:wp14="http://schemas.microsoft.com/office/word/2010/wordprocessingDrawing" xmlns:wp="http://schemas.openxmlformats.org/drawingml/2006/wordprocessingDrawing" xmlns:w10="urn:schemas-microsoft-com:office:word" xmlns:w="http://schemas.openxmlformats.org/wordprocessingml/2006/main" xmlns:w14="http://schemas.microsoft.com/office/word/2010/wordml" xmlns:w15="http://schemas.microsoft.com/office/word/2012/wordml" xmlns:w16cex="http://schemas.microsoft.com/office/word/2018/wordml/cex" xmlns:w16cid="http://schemas.microsoft.com/office/word/2016/wordml/cid" xmlns:w16="http://schemas.microsoft.com/office/word/2018/wordml" xmlns:w16du="http://schemas.microsoft.com/office/word/2023/wordml/word16du" xmlns:w16sdtdh="http://schemas.microsoft.com/office/word/2020/wordml/sdtdatahash" xmlns:w16se="http://schemas.microsoft.com/office/word/2015/wordml/symex" xmlns:wpg="http://schemas.microsoft.com/office/word/2010/wordprocessingGroup" xmlns:wpi="http://schemas.microsoft.com/office/word/2010/wordprocessingInk" xmlns:wne="http://schemas.microsoft.com/office/word/2006/wordml" xmlns:wps="http://schemas.microsoft.com/office/word/2010/wordprocessingShape" mc:Ignorable="w14 w15 w16se w16cid w16 w16cex w16sdtdh w16du wp14">
+<w:footnotes xmlns:wpc="http://schemas.microsoft.com/office/word/2010/wordprocessingCanvas" xmlns:cx="http://schemas.microsoft.com/office/drawing/2014/chartex" xmlns:cx1="http://schemas.microsoft.com/office/drawing/2015/9/8/chartex" xmlns:cx2="http://schemas.microsoft.com/office/drawing/2015/10/21/chartex" xmlns:cx3="http://schemas.microsoft.com/office/drawing/2016/5/9/chartex" xmlns:cx4="http://schemas.microsoft.com/office/drawing/2016/5/10/chartex" xmlns:cx5="http://schemas.microsoft.com/office/drawing/2016/5/11/chartex" xmlns:cx6="http://schemas.microsoft.com/office/drawing/2016/5/12/chartex" xmlns:cx7="http://schemas.microsoft.com/office/drawing/2016/5/13/chartex" xmlns:cx8="http://schemas.microsoft.com/office/drawing/2016/5/14/chartex" xmlns:mc="http://schemas.openxmlformats.org/markup-compatibility/2006" xmlns:aink="http://schemas.microsoft.com/office/drawing/2016/ink" xmlns:am3d="http://schemas.microsoft.com/office/drawing/2017/model3d" xmlns:o="urn:schemas-microsoft-com:office:office" xmlns:oel="http://schemas.microsoft.com/office/2019/extlst" xmlns:r="http://schemas.openxmlformats.org/officeDocument/2006/relationships" xmlns:m="http://schemas.openxmlformats.org/officeDocument/2006/math" xmlns:v="urn:schemas-microsoft-com:vml" xmlns:wp14="http://schemas.microsoft.com/office/word/2010/wordprocessingDrawing" xmlns:wp="http://schemas.openxmlformats.org/drawingml/2006/wordprocessingDrawing" xmlns:w10="urn:schemas-microsoft-com:office:word" xmlns:w="http://schemas.openxmlformats.org/wordprocessingml/2006/main" xmlns:w14="http://schemas.microsoft.com/office/word/2010/wordml" xmlns:w15="http://schemas.microsoft.com/office/word/2012/wordml" xmlns:w16cei="http://schemas.microsoft.com/office/word/2026/wordml/cei" xmlns:w16cex="http://schemas.microsoft.com/office/word/2018/wordml/cex" xmlns:w16cid="http://schemas.microsoft.com/office/word/2016/wordml/cid" xmlns:w16="http://schemas.microsoft.com/office/word/2018/wordml" xmlns:w16du="http://schemas.microsoft.com/office/word/2023/wordml/word16du" xmlns:w16sdtdh="http://schemas.microsoft.com/office/word/2020/wordml/sdtdatahash" xmlns:w16sdtfl="http://schemas.microsoft.com/office/word/2024/wordml/sdtformatlock" xmlns:w16se="http://schemas.microsoft.com/office/word/2015/wordml/symex" xmlns:wpg="http://schemas.microsoft.com/office/word/2010/wordprocessingGroup" xmlns:wpi="http://schemas.microsoft.com/office/word/2010/wordprocessingInk" xmlns:wne="http://schemas.microsoft.com/office/word/2006/wordml" xmlns:wps="http://schemas.microsoft.com/office/word/2010/wordprocessingShape" mc:Ignorable="w14 w15 w16se w16cid w16 w16cex w16sdtdh w16sdtfl w16du wp14">
   <w:footnote w:type="separator" w:id="-1">
     <w:p>
       <w:pPr>
@@ -1815,7 +1908,7 @@
 </file>
 
 <file path=word/numbering.xml><?xml version="1.0" encoding="utf-8"?>
-<w:numbering xmlns:wpc="http://schemas.microsoft.com/office/word/2010/wordprocessingCanvas" xmlns:cx="http://schemas.microsoft.com/office/drawing/2014/chartex" xmlns:cx1="http://schemas.microsoft.com/office/drawing/2015/9/8/chartex" xmlns:cx2="http://schemas.microsoft.com/office/drawing/2015/10/21/chartex" xmlns:cx3="http://schemas.microsoft.com/office/drawing/2016/5/9/chartex" xmlns:cx4="http://schemas.microsoft.com/office/drawing/2016/5/10/chartex" xmlns:cx5="http://schemas.microsoft.com/office/drawing/2016/5/11/chartex" xmlns:cx6="http://schemas.microsoft.com/office/drawing/2016/5/12/chartex" xmlns:cx7="http://schemas.microsoft.com/office/drawing/2016/5/13/chartex" xmlns:cx8="http://schemas.microsoft.com/office/drawing/2016/5/14/chartex" xmlns:mc="http://schemas.openxmlformats.org/markup-compatibility/2006" xmlns:aink="http://schemas.microsoft.com/office/drawing/2016/ink" xmlns:am3d="http://schemas.microsoft.com/office/drawing/2017/model3d" xmlns:o="urn:schemas-microsoft-com:office:office" xmlns:oel="http://schemas.microsoft.com/office/2019/extlst" xmlns:r="http://schemas.openxmlformats.org/officeDocument/2006/relationships" xmlns:m="http://schemas.openxmlformats.org/officeDocument/2006/math" xmlns:v="urn:schemas-microsoft-com:vml" xmlns:wp14="http://schemas.microsoft.com/office/word/2010/wordprocessingDrawing" xmlns:wp="http://schemas.openxmlformats.org/drawingml/2006/wordprocessingDrawing" xmlns:w10="urn:schemas-microsoft-com:office:word" xmlns:w="http://schemas.openxmlformats.org/wordprocessingml/2006/main" xmlns:w14="http://schemas.microsoft.com/office/word/2010/wordml" xmlns:w15="http://schemas.microsoft.com/office/word/2012/wordml" xmlns:w16cex="http://schemas.microsoft.com/office/word/2018/wordml/cex" xmlns:w16cid="http://schemas.microsoft.com/office/word/2016/wordml/cid" xmlns:w16="http://schemas.microsoft.com/office/word/2018/wordml" xmlns:w16du="http://schemas.microsoft.com/office/word/2023/wordml/word16du" xmlns:w16sdtdh="http://schemas.microsoft.com/office/word/2020/wordml/sdtdatahash" xmlns:w16se="http://schemas.microsoft.com/office/word/2015/wordml/symex" xmlns:wpg="http://schemas.microsoft.com/office/word/2010/wordprocessingGroup" xmlns:wpi="http://schemas.microsoft.com/office/word/2010/wordprocessingInk" xmlns:wne="http://schemas.microsoft.com/office/word/2006/wordml" xmlns:wps="http://schemas.microsoft.com/office/word/2010/wordprocessingShape" mc:Ignorable="w14 w15 w16se w16cid w16 w16cex w16sdtdh w16du wp14">
+<w:numbering xmlns:wpc="http://schemas.microsoft.com/office/word/2010/wordprocessingCanvas" xmlns:cx="http://schemas.microsoft.com/office/drawing/2014/chartex" xmlns:cx1="http://schemas.microsoft.com/office/drawing/2015/9/8/chartex" xmlns:cx2="http://schemas.microsoft.com/office/drawing/2015/10/21/chartex" xmlns:cx3="http://schemas.microsoft.com/office/drawing/2016/5/9/chartex" xmlns:cx4="http://schemas.microsoft.com/office/drawing/2016/5/10/chartex" xmlns:cx5="http://schemas.microsoft.com/office/drawing/2016/5/11/chartex" xmlns:cx6="http://schemas.microsoft.com/office/drawing/2016/5/12/chartex" xmlns:cx7="http://schemas.microsoft.com/office/drawing/2016/5/13/chartex" xmlns:cx8="http://schemas.microsoft.com/office/drawing/2016/5/14/chartex" xmlns:mc="http://schemas.openxmlformats.org/markup-compatibility/2006" xmlns:aink="http://schemas.microsoft.com/office/drawing/2016/ink" xmlns:am3d="http://schemas.microsoft.com/office/drawing/2017/model3d" xmlns:o="urn:schemas-microsoft-com:office:office" xmlns:oel="http://schemas.microsoft.com/office/2019/extlst" xmlns:r="http://schemas.openxmlformats.org/officeDocument/2006/relationships" xmlns:m="http://schemas.openxmlformats.org/officeDocument/2006/math" xmlns:v="urn:schemas-microsoft-com:vml" xmlns:wp14="http://schemas.microsoft.com/office/word/2010/wordprocessingDrawing" xmlns:wp="http://schemas.openxmlformats.org/drawingml/2006/wordprocessingDrawing" xmlns:w10="urn:schemas-microsoft-com:office:word" xmlns:w="http://schemas.openxmlformats.org/wordprocessingml/2006/main" xmlns:w14="http://schemas.microsoft.com/office/word/2010/wordml" xmlns:w15="http://schemas.microsoft.com/office/word/2012/wordml" xmlns:w16cei="http://schemas.microsoft.com/office/word/2026/wordml/cei" xmlns:w16cex="http://schemas.microsoft.com/office/word/2018/wordml/cex" xmlns:w16cid="http://schemas.microsoft.com/office/word/2016/wordml/cid" xmlns:w16="http://schemas.microsoft.com/office/word/2018/wordml" xmlns:w16du="http://schemas.microsoft.com/office/word/2023/wordml/word16du" xmlns:w16sdtdh="http://schemas.microsoft.com/office/word/2020/wordml/sdtdatahash" xmlns:w16sdtfl="http://schemas.microsoft.com/office/word/2024/wordml/sdtformatlock" xmlns:w16se="http://schemas.microsoft.com/office/word/2015/wordml/symex" xmlns:wpg="http://schemas.microsoft.com/office/word/2010/wordprocessingGroup" xmlns:wpi="http://schemas.microsoft.com/office/word/2010/wordprocessingInk" xmlns:wne="http://schemas.microsoft.com/office/word/2006/wordml" xmlns:wps="http://schemas.microsoft.com/office/word/2010/wordprocessingShape" mc:Ignorable="w14 w15 w16se w16cid w16 w16cex w16sdtdh w16sdtfl w16du wp14">
   <w:abstractNum w:abstractNumId="0" w15:restartNumberingAfterBreak="0">
     <w:nsid w:val="10D44FE6"/>
     <w:multiLevelType w:val="hybridMultilevel"/>
@@ -2183,7 +2276,7 @@
     </w:lvl>
   </w:abstractNum>
   <w:abstractNum w:abstractNumId="4" w15:restartNumberingAfterBreak="0">
-    <w:nsid w:val="2A02524B"/>
+    <w:nsid w:val="254D3C38"/>
     <w:multiLevelType w:val="hybridMultilevel"/>
     <w:tmpl w:val="89589664"/>
     <w:lvl w:ilvl="0" w:tplc="FFFFFFFF">
@@ -2274,6 +2367,97 @@
     </w:lvl>
   </w:abstractNum>
   <w:abstractNum w:abstractNumId="5" w15:restartNumberingAfterBreak="0">
+    <w:nsid w:val="2A02524B"/>
+    <w:multiLevelType w:val="hybridMultilevel"/>
+    <w:tmpl w:val="89589664"/>
+    <w:lvl w:ilvl="0" w:tplc="FFFFFFFF">
+      <w:start w:val="1"/>
+      <w:numFmt w:val="lowerLetter"/>
+      <w:lvlText w:val="%1)"/>
+      <w:lvlJc w:val="left"/>
+      <w:pPr>
+        <w:ind w:left="720" w:hanging="360"/>
+      </w:pPr>
+      <w:rPr>
+        <w:rFonts w:hint="default"/>
+        <w:b w:val="0"/>
+        <w:bCs w:val="0"/>
+      </w:rPr>
+    </w:lvl>
+    <w:lvl w:ilvl="1" w:tplc="FFFFFFFF" w:tentative="1">
+      <w:start w:val="1"/>
+      <w:numFmt w:val="lowerLetter"/>
+      <w:lvlText w:val="%2."/>
+      <w:lvlJc w:val="left"/>
+      <w:pPr>
+        <w:ind w:left="1440" w:hanging="360"/>
+      </w:pPr>
+    </w:lvl>
+    <w:lvl w:ilvl="2" w:tplc="FFFFFFFF" w:tentative="1">
+      <w:start w:val="1"/>
+      <w:numFmt w:val="lowerRoman"/>
+      <w:lvlText w:val="%3."/>
+      <w:lvlJc w:val="right"/>
+      <w:pPr>
+        <w:ind w:left="2160" w:hanging="180"/>
+      </w:pPr>
+    </w:lvl>
+    <w:lvl w:ilvl="3" w:tplc="FFFFFFFF" w:tentative="1">
+      <w:start w:val="1"/>
+      <w:numFmt w:val="decimal"/>
+      <w:lvlText w:val="%4."/>
+      <w:lvlJc w:val="left"/>
+      <w:pPr>
+        <w:ind w:left="2880" w:hanging="360"/>
+      </w:pPr>
+    </w:lvl>
+    <w:lvl w:ilvl="4" w:tplc="FFFFFFFF" w:tentative="1">
+      <w:start w:val="1"/>
+      <w:numFmt w:val="lowerLetter"/>
+      <w:lvlText w:val="%5."/>
+      <w:lvlJc w:val="left"/>
+      <w:pPr>
+        <w:ind w:left="3600" w:hanging="360"/>
+      </w:pPr>
+    </w:lvl>
+    <w:lvl w:ilvl="5" w:tplc="FFFFFFFF" w:tentative="1">
+      <w:start w:val="1"/>
+      <w:numFmt w:val="lowerRoman"/>
+      <w:lvlText w:val="%6."/>
+      <w:lvlJc w:val="right"/>
+      <w:pPr>
+        <w:ind w:left="4320" w:hanging="180"/>
+      </w:pPr>
+    </w:lvl>
+    <w:lvl w:ilvl="6" w:tplc="FFFFFFFF" w:tentative="1">
+      <w:start w:val="1"/>
+      <w:numFmt w:val="decimal"/>
+      <w:lvlText w:val="%7."/>
+      <w:lvlJc w:val="left"/>
+      <w:pPr>
+        <w:ind w:left="5040" w:hanging="360"/>
+      </w:pPr>
+    </w:lvl>
+    <w:lvl w:ilvl="7" w:tplc="FFFFFFFF" w:tentative="1">
+      <w:start w:val="1"/>
+      <w:numFmt w:val="lowerLetter"/>
+      <w:lvlText w:val="%8."/>
+      <w:lvlJc w:val="left"/>
+      <w:pPr>
+        <w:ind w:left="5760" w:hanging="360"/>
+      </w:pPr>
+    </w:lvl>
+    <w:lvl w:ilvl="8" w:tplc="FFFFFFFF" w:tentative="1">
+      <w:start w:val="1"/>
+      <w:numFmt w:val="lowerRoman"/>
+      <w:lvlText w:val="%9."/>
+      <w:lvlJc w:val="right"/>
+      <w:pPr>
+        <w:ind w:left="6480" w:hanging="180"/>
+      </w:pPr>
+    </w:lvl>
+  </w:abstractNum>
+  <w:abstractNum w:abstractNumId="6" w15:restartNumberingAfterBreak="0">
     <w:nsid w:val="306E2A91"/>
     <w:multiLevelType w:val="hybridMultilevel"/>
     <w:tmpl w:val="6638CE18"/>
@@ -2362,7 +2546,7 @@
       </w:pPr>
     </w:lvl>
   </w:abstractNum>
-  <w:abstractNum w:abstractNumId="6" w15:restartNumberingAfterBreak="0">
+  <w:abstractNum w:abstractNumId="7" w15:restartNumberingAfterBreak="0">
     <w:nsid w:val="313C0A18"/>
     <w:multiLevelType w:val="hybridMultilevel"/>
     <w:tmpl w:val="035AE3E6"/>
@@ -2453,7 +2637,7 @@
       </w:pPr>
     </w:lvl>
   </w:abstractNum>
-  <w:abstractNum w:abstractNumId="7" w15:restartNumberingAfterBreak="0">
+  <w:abstractNum w:abstractNumId="8" w15:restartNumberingAfterBreak="0">
     <w:nsid w:val="381B27CE"/>
     <w:multiLevelType w:val="hybridMultilevel"/>
     <w:tmpl w:val="89589664"/>
@@ -2544,7 +2728,7 @@
       </w:pPr>
     </w:lvl>
   </w:abstractNum>
-  <w:abstractNum w:abstractNumId="8" w15:restartNumberingAfterBreak="0">
+  <w:abstractNum w:abstractNumId="9" w15:restartNumberingAfterBreak="0">
     <w:nsid w:val="44E2589A"/>
     <w:multiLevelType w:val="hybridMultilevel"/>
     <w:tmpl w:val="334C6FEE"/>
@@ -2635,7 +2819,7 @@
       </w:pPr>
     </w:lvl>
   </w:abstractNum>
-  <w:abstractNum w:abstractNumId="9" w15:restartNumberingAfterBreak="0">
+  <w:abstractNum w:abstractNumId="10" w15:restartNumberingAfterBreak="0">
     <w:nsid w:val="6ADF33CA"/>
     <w:multiLevelType w:val="hybridMultilevel"/>
     <w:tmpl w:val="89589664"/>
@@ -2726,7 +2910,7 @@
       </w:pPr>
     </w:lvl>
   </w:abstractNum>
-  <w:abstractNum w:abstractNumId="10" w15:restartNumberingAfterBreak="0">
+  <w:abstractNum w:abstractNumId="11" w15:restartNumberingAfterBreak="0">
     <w:nsid w:val="6C1C3EDF"/>
     <w:multiLevelType w:val="hybridMultilevel"/>
     <w:tmpl w:val="334C6FEE"/>
@@ -2817,7 +3001,7 @@
       </w:pPr>
     </w:lvl>
   </w:abstractNum>
-  <w:abstractNum w:abstractNumId="11" w15:restartNumberingAfterBreak="0">
+  <w:abstractNum w:abstractNumId="12" w15:restartNumberingAfterBreak="0">
     <w:nsid w:val="6E9A5B94"/>
     <w:multiLevelType w:val="hybridMultilevel"/>
     <w:tmpl w:val="89589664"/>
@@ -2908,7 +3092,7 @@
       </w:pPr>
     </w:lvl>
   </w:abstractNum>
-  <w:abstractNum w:abstractNumId="12" w15:restartNumberingAfterBreak="0">
+  <w:abstractNum w:abstractNumId="13" w15:restartNumberingAfterBreak="0">
     <w:nsid w:val="778B5414"/>
     <w:multiLevelType w:val="hybridMultilevel"/>
     <w:tmpl w:val="5F3028D8"/>
@@ -3021,7 +3205,7 @@
     </w:lvl>
   </w:abstractNum>
   <w:num w:numId="1" w16cid:durableId="1581908225">
-    <w:abstractNumId w:val="10"/>
+    <w:abstractNumId w:val="11"/>
   </w:num>
   <w:num w:numId="2" w16cid:durableId="1501197445">
     <w:abstractNumId w:val="1"/>
@@ -3057,40 +3241,43 @@
     <w:abstractNumId w:val="2"/>
   </w:num>
   <w:num w:numId="13" w16cid:durableId="1633901624">
-    <w:abstractNumId w:val="6"/>
+    <w:abstractNumId w:val="7"/>
   </w:num>
   <w:num w:numId="14" w16cid:durableId="1949072924">
     <w:abstractNumId w:val="3"/>
   </w:num>
   <w:num w:numId="15" w16cid:durableId="1218012316">
-    <w:abstractNumId w:val="8"/>
+    <w:abstractNumId w:val="9"/>
   </w:num>
   <w:num w:numId="16" w16cid:durableId="1104497545">
-    <w:abstractNumId w:val="4"/>
+    <w:abstractNumId w:val="5"/>
   </w:num>
   <w:num w:numId="17" w16cid:durableId="510026848">
-    <w:abstractNumId w:val="5"/>
+    <w:abstractNumId w:val="6"/>
   </w:num>
   <w:num w:numId="18" w16cid:durableId="1249848575">
-    <w:abstractNumId w:val="7"/>
+    <w:abstractNumId w:val="8"/>
   </w:num>
   <w:num w:numId="19" w16cid:durableId="1746878191">
     <w:abstractNumId w:val="0"/>
   </w:num>
   <w:num w:numId="20" w16cid:durableId="1204831104">
+    <w:abstractNumId w:val="13"/>
+  </w:num>
+  <w:num w:numId="21" w16cid:durableId="223611918">
     <w:abstractNumId w:val="12"/>
   </w:num>
-  <w:num w:numId="21" w16cid:durableId="223611918">
-    <w:abstractNumId w:val="11"/>
+  <w:num w:numId="22" w16cid:durableId="2036538182">
+    <w:abstractNumId w:val="10"/>
   </w:num>
-  <w:num w:numId="22" w16cid:durableId="2036538182">
-    <w:abstractNumId w:val="9"/>
+  <w:num w:numId="23" w16cid:durableId="2101874648">
+    <w:abstractNumId w:val="4"/>
   </w:num>
 </w:numbering>
 </file>
 
 <file path=word/styles.xml><?xml version="1.0" encoding="utf-8"?>
-<w:styles xmlns:mc="http://schemas.openxmlformats.org/markup-compatibility/2006" xmlns:r="http://schemas.openxmlformats.org/officeDocument/2006/relationships" xmlns:w="http://schemas.openxmlformats.org/wordprocessingml/2006/main" xmlns:w14="http://schemas.microsoft.com/office/word/2010/wordml" xmlns:w15="http://schemas.microsoft.com/office/word/2012/wordml" xmlns:w16cex="http://schemas.microsoft.com/office/word/2018/wordml/cex" xmlns:w16cid="http://schemas.microsoft.com/office/word/2016/wordml/cid" xmlns:w16="http://schemas.microsoft.com/office/word/2018/wordml" xmlns:w16du="http://schemas.microsoft.com/office/word/2023/wordml/word16du" xmlns:w16sdtdh="http://schemas.microsoft.com/office/word/2020/wordml/sdtdatahash" xmlns:w16se="http://schemas.microsoft.com/office/word/2015/wordml/symex" mc:Ignorable="w14 w15 w16se w16cid w16 w16cex w16sdtdh w16du">
+<w:styles xmlns:mc="http://schemas.openxmlformats.org/markup-compatibility/2006" xmlns:r="http://schemas.openxmlformats.org/officeDocument/2006/relationships" xmlns:w="http://schemas.openxmlformats.org/wordprocessingml/2006/main" xmlns:w14="http://schemas.microsoft.com/office/word/2010/wordml" xmlns:w15="http://schemas.microsoft.com/office/word/2012/wordml" xmlns:w16cex="http://schemas.microsoft.com/office/word/2018/wordml/cex" xmlns:w16cid="http://schemas.microsoft.com/office/word/2016/wordml/cid" xmlns:w16="http://schemas.microsoft.com/office/word/2018/wordml" xmlns:w16du="http://schemas.microsoft.com/office/word/2023/wordml/word16du" xmlns:w16sdtdh="http://schemas.microsoft.com/office/word/2020/wordml/sdtdatahash" xmlns:w16sdtfl="http://schemas.microsoft.com/office/word/2024/wordml/sdtformatlock" xmlns:w16se="http://schemas.microsoft.com/office/word/2015/wordml/symex" mc:Ignorable="w14 w15 w16se w16cid w16 w16cex w16sdtdh w16sdtfl w16du">
   <w:docDefaults>
     <w:rPrDefault>
       <w:rPr>
@@ -5108,7 +5295,7 @@
         <a:p>
           <a:r>
             <a:rPr lang="en-GB" sz="1100"/>
-            <a:t>3. Join datazone and post code data</a:t>
+            <a:t>3. Join data zone and post code data</a:t>
           </a:r>
         </a:p>
       </dgm:t>
@@ -5180,7 +5367,7 @@
         <a:p>
           <a:r>
             <a:rPr lang="en-GB" sz="1100"/>
-            <a:t>5. Estimate energy data for properties not included in EPC register</a:t>
+            <a:t>5. Estimate data for properties not included in EPC register</a:t>
           </a:r>
         </a:p>
       </dgm:t>
@@ -5216,7 +5403,7 @@
         <a:p>
           <a:r>
             <a:rPr lang="en-GB" sz="1100"/>
-            <a:t>6. Combine property level data into building level data</a:t>
+            <a:t>6. Validate demand data</a:t>
           </a:r>
         </a:p>
       </dgm:t>
@@ -5243,6 +5430,42 @@
         </a:p>
       </dgm:t>
     </dgm:pt>
+    <dgm:pt modelId="{E2AF8389-C1C8-4D39-B8A0-6FD9B28BD21A}">
+      <dgm:prSet/>
+      <dgm:spPr/>
+      <dgm:t>
+        <a:bodyPr/>
+        <a:lstStyle/>
+        <a:p>
+          <a:r>
+            <a:rPr lang="en-GB"/>
+            <a:t>7. Combine property level data into building level data</a:t>
+          </a:r>
+        </a:p>
+      </dgm:t>
+    </dgm:pt>
+    <dgm:pt modelId="{E614EB5B-32C9-4E86-B02A-DC717C69BF07}" type="parTrans" cxnId="{A0ABFF21-2B88-4BA0-B6A8-3E6A8967645A}">
+      <dgm:prSet/>
+      <dgm:spPr/>
+      <dgm:t>
+        <a:bodyPr/>
+        <a:lstStyle/>
+        <a:p>
+          <a:endParaRPr lang="en-GB"/>
+        </a:p>
+      </dgm:t>
+    </dgm:pt>
+    <dgm:pt modelId="{DE57072D-2DA5-4533-BB79-BE6A0323FFA2}" type="sibTrans" cxnId="{A0ABFF21-2B88-4BA0-B6A8-3E6A8967645A}">
+      <dgm:prSet/>
+      <dgm:spPr/>
+      <dgm:t>
+        <a:bodyPr/>
+        <a:lstStyle/>
+        <a:p>
+          <a:endParaRPr lang="en-GB"/>
+        </a:p>
+      </dgm:t>
+    </dgm:pt>
     <dgm:pt modelId="{7CE0E976-0324-448B-888D-1D414FDD6EB6}" type="pres">
       <dgm:prSet presAssocID="{658F764E-1E4B-43AE-A621-C6BD4DCE8C65}" presName="Name0" presStyleCnt="0">
         <dgm:presLayoutVars>
@@ -5253,7 +5476,7 @@
       <dgm:spPr/>
     </dgm:pt>
     <dgm:pt modelId="{D8E42014-C5F9-4156-BC33-748FCD5190F0}" type="pres">
-      <dgm:prSet presAssocID="{8DC583A7-BBE8-423C-9396-A872815F9B49}" presName="node" presStyleLbl="node1" presStyleIdx="0" presStyleCnt="6">
+      <dgm:prSet presAssocID="{8DC583A7-BBE8-423C-9396-A872815F9B49}" presName="node" presStyleLbl="node1" presStyleIdx="0" presStyleCnt="7">
         <dgm:presLayoutVars>
           <dgm:bulletEnabled val="1"/>
         </dgm:presLayoutVars>
@@ -5261,15 +5484,15 @@
       <dgm:spPr/>
     </dgm:pt>
     <dgm:pt modelId="{BDFA0CCD-F5B9-423F-8685-902B683F26E1}" type="pres">
-      <dgm:prSet presAssocID="{CF382462-BD9B-40A8-ABD7-04BEA8760E93}" presName="sibTrans" presStyleLbl="sibTrans1D1" presStyleIdx="0" presStyleCnt="5"/>
+      <dgm:prSet presAssocID="{CF382462-BD9B-40A8-ABD7-04BEA8760E93}" presName="sibTrans" presStyleLbl="sibTrans1D1" presStyleIdx="0" presStyleCnt="6"/>
       <dgm:spPr/>
     </dgm:pt>
     <dgm:pt modelId="{D25EE54C-FABE-41E5-AAA5-8873F7E937E6}" type="pres">
-      <dgm:prSet presAssocID="{CF382462-BD9B-40A8-ABD7-04BEA8760E93}" presName="connectorText" presStyleLbl="sibTrans1D1" presStyleIdx="0" presStyleCnt="5"/>
+      <dgm:prSet presAssocID="{CF382462-BD9B-40A8-ABD7-04BEA8760E93}" presName="connectorText" presStyleLbl="sibTrans1D1" presStyleIdx="0" presStyleCnt="6"/>
       <dgm:spPr/>
     </dgm:pt>
     <dgm:pt modelId="{D64B7E35-3DBE-43F7-84A4-3572877A54D0}" type="pres">
-      <dgm:prSet presAssocID="{1A2105D6-6794-4B26-A4DE-48DE2C2617D5}" presName="node" presStyleLbl="node1" presStyleIdx="1" presStyleCnt="6">
+      <dgm:prSet presAssocID="{1A2105D6-6794-4B26-A4DE-48DE2C2617D5}" presName="node" presStyleLbl="node1" presStyleIdx="1" presStyleCnt="7">
         <dgm:presLayoutVars>
           <dgm:bulletEnabled val="1"/>
         </dgm:presLayoutVars>
@@ -5277,15 +5500,15 @@
       <dgm:spPr/>
     </dgm:pt>
     <dgm:pt modelId="{781BA092-2225-466C-B825-4EA6F67CE32B}" type="pres">
-      <dgm:prSet presAssocID="{A9227ED9-B690-4C75-8D47-E72A07E9506E}" presName="sibTrans" presStyleLbl="sibTrans1D1" presStyleIdx="1" presStyleCnt="5"/>
+      <dgm:prSet presAssocID="{A9227ED9-B690-4C75-8D47-E72A07E9506E}" presName="sibTrans" presStyleLbl="sibTrans1D1" presStyleIdx="1" presStyleCnt="6"/>
       <dgm:spPr/>
     </dgm:pt>
     <dgm:pt modelId="{7A717F4E-6D77-4B09-AA19-5AAD2B8D4CDA}" type="pres">
-      <dgm:prSet presAssocID="{A9227ED9-B690-4C75-8D47-E72A07E9506E}" presName="connectorText" presStyleLbl="sibTrans1D1" presStyleIdx="1" presStyleCnt="5"/>
+      <dgm:prSet presAssocID="{A9227ED9-B690-4C75-8D47-E72A07E9506E}" presName="connectorText" presStyleLbl="sibTrans1D1" presStyleIdx="1" presStyleCnt="6"/>
       <dgm:spPr/>
     </dgm:pt>
     <dgm:pt modelId="{218C4008-290C-49C3-BF3E-6E55FB02BBBB}" type="pres">
-      <dgm:prSet presAssocID="{CA06098B-9A38-47CD-BAF8-3AB4E6A2CA5D}" presName="node" presStyleLbl="node1" presStyleIdx="2" presStyleCnt="6">
+      <dgm:prSet presAssocID="{CA06098B-9A38-47CD-BAF8-3AB4E6A2CA5D}" presName="node" presStyleLbl="node1" presStyleIdx="2" presStyleCnt="7">
         <dgm:presLayoutVars>
           <dgm:bulletEnabled val="1"/>
         </dgm:presLayoutVars>
@@ -5293,15 +5516,15 @@
       <dgm:spPr/>
     </dgm:pt>
     <dgm:pt modelId="{CCA91281-AF78-4D5C-A7C7-17A6916E2344}" type="pres">
-      <dgm:prSet presAssocID="{CE89ACF6-89F0-4C1F-955B-B86CB67DEA75}" presName="sibTrans" presStyleLbl="sibTrans1D1" presStyleIdx="2" presStyleCnt="5"/>
+      <dgm:prSet presAssocID="{CE89ACF6-89F0-4C1F-955B-B86CB67DEA75}" presName="sibTrans" presStyleLbl="sibTrans1D1" presStyleIdx="2" presStyleCnt="6"/>
       <dgm:spPr/>
     </dgm:pt>
     <dgm:pt modelId="{F72B669F-5293-49F4-9A45-C345C680DE90}" type="pres">
-      <dgm:prSet presAssocID="{CE89ACF6-89F0-4C1F-955B-B86CB67DEA75}" presName="connectorText" presStyleLbl="sibTrans1D1" presStyleIdx="2" presStyleCnt="5"/>
+      <dgm:prSet presAssocID="{CE89ACF6-89F0-4C1F-955B-B86CB67DEA75}" presName="connectorText" presStyleLbl="sibTrans1D1" presStyleIdx="2" presStyleCnt="6"/>
       <dgm:spPr/>
     </dgm:pt>
     <dgm:pt modelId="{818653E2-8048-4144-9528-60FE5A6AE28B}" type="pres">
-      <dgm:prSet presAssocID="{D32DD423-38A2-4496-A49F-09561211B112}" presName="node" presStyleLbl="node1" presStyleIdx="3" presStyleCnt="6">
+      <dgm:prSet presAssocID="{D32DD423-38A2-4496-A49F-09561211B112}" presName="node" presStyleLbl="node1" presStyleIdx="3" presStyleCnt="7">
         <dgm:presLayoutVars>
           <dgm:bulletEnabled val="1"/>
         </dgm:presLayoutVars>
@@ -5309,15 +5532,15 @@
       <dgm:spPr/>
     </dgm:pt>
     <dgm:pt modelId="{9BB58E06-3FE3-4074-AB89-E11A9D9732AE}" type="pres">
-      <dgm:prSet presAssocID="{B85A96ED-0BC1-4D87-AAA3-713BAE2A13EF}" presName="sibTrans" presStyleLbl="sibTrans1D1" presStyleIdx="3" presStyleCnt="5"/>
+      <dgm:prSet presAssocID="{B85A96ED-0BC1-4D87-AAA3-713BAE2A13EF}" presName="sibTrans" presStyleLbl="sibTrans1D1" presStyleIdx="3" presStyleCnt="6"/>
       <dgm:spPr/>
     </dgm:pt>
     <dgm:pt modelId="{A498186C-44BC-4B69-AAD1-ABF9B1840CA8}" type="pres">
-      <dgm:prSet presAssocID="{B85A96ED-0BC1-4D87-AAA3-713BAE2A13EF}" presName="connectorText" presStyleLbl="sibTrans1D1" presStyleIdx="3" presStyleCnt="5"/>
+      <dgm:prSet presAssocID="{B85A96ED-0BC1-4D87-AAA3-713BAE2A13EF}" presName="connectorText" presStyleLbl="sibTrans1D1" presStyleIdx="3" presStyleCnt="6"/>
       <dgm:spPr/>
     </dgm:pt>
     <dgm:pt modelId="{EE4A86AB-3641-4449-B264-E464AF44398B}" type="pres">
-      <dgm:prSet presAssocID="{6D21A7C9-5384-49F7-8CCE-AB4684C64451}" presName="node" presStyleLbl="node1" presStyleIdx="4" presStyleCnt="6">
+      <dgm:prSet presAssocID="{6D21A7C9-5384-49F7-8CCE-AB4684C64451}" presName="node" presStyleLbl="node1" presStyleIdx="4" presStyleCnt="7">
         <dgm:presLayoutVars>
           <dgm:bulletEnabled val="1"/>
         </dgm:presLayoutVars>
@@ -5325,15 +5548,31 @@
       <dgm:spPr/>
     </dgm:pt>
     <dgm:pt modelId="{1D91198B-0D26-4C55-A199-7631BF2EA513}" type="pres">
-      <dgm:prSet presAssocID="{C4E9CBC7-3397-42E3-A489-39DAD1261ED1}" presName="sibTrans" presStyleLbl="sibTrans1D1" presStyleIdx="4" presStyleCnt="5"/>
+      <dgm:prSet presAssocID="{C4E9CBC7-3397-42E3-A489-39DAD1261ED1}" presName="sibTrans" presStyleLbl="sibTrans1D1" presStyleIdx="4" presStyleCnt="6"/>
       <dgm:spPr/>
     </dgm:pt>
     <dgm:pt modelId="{658DC328-0294-4069-BB1A-5665376EE76A}" type="pres">
-      <dgm:prSet presAssocID="{C4E9CBC7-3397-42E3-A489-39DAD1261ED1}" presName="connectorText" presStyleLbl="sibTrans1D1" presStyleIdx="4" presStyleCnt="5"/>
+      <dgm:prSet presAssocID="{C4E9CBC7-3397-42E3-A489-39DAD1261ED1}" presName="connectorText" presStyleLbl="sibTrans1D1" presStyleIdx="4" presStyleCnt="6"/>
       <dgm:spPr/>
     </dgm:pt>
     <dgm:pt modelId="{AC98867D-5306-418E-A6A9-E71AF51DF68F}" type="pres">
-      <dgm:prSet presAssocID="{7F4CE6E0-0717-4BE6-863E-E4C95073B65A}" presName="node" presStyleLbl="node1" presStyleIdx="5" presStyleCnt="6">
+      <dgm:prSet presAssocID="{7F4CE6E0-0717-4BE6-863E-E4C95073B65A}" presName="node" presStyleLbl="node1" presStyleIdx="5" presStyleCnt="7">
+        <dgm:presLayoutVars>
+          <dgm:bulletEnabled val="1"/>
+        </dgm:presLayoutVars>
+      </dgm:prSet>
+      <dgm:spPr/>
+    </dgm:pt>
+    <dgm:pt modelId="{8DE5FC59-90FB-4B58-83DA-D52F2DE19D9C}" type="pres">
+      <dgm:prSet presAssocID="{DA2372AA-4104-4B9D-866E-EAEA9D2A8833}" presName="sibTrans" presStyleLbl="sibTrans1D1" presStyleIdx="5" presStyleCnt="6"/>
+      <dgm:spPr/>
+    </dgm:pt>
+    <dgm:pt modelId="{0A36F333-D33D-43ED-A343-2E290C23317B}" type="pres">
+      <dgm:prSet presAssocID="{DA2372AA-4104-4B9D-866E-EAEA9D2A8833}" presName="connectorText" presStyleLbl="sibTrans1D1" presStyleIdx="5" presStyleCnt="6"/>
+      <dgm:spPr/>
+    </dgm:pt>
+    <dgm:pt modelId="{97638200-40D5-46EE-83D5-1FFAF4FDF525}" type="pres">
+      <dgm:prSet presAssocID="{E2AF8389-C1C8-4D39-B8A0-6FD9B28BD21A}" presName="node" presStyleLbl="node1" presStyleIdx="6" presStyleCnt="7">
         <dgm:presLayoutVars>
           <dgm:bulletEnabled val="1"/>
         </dgm:presLayoutVars>
@@ -5345,6 +5584,7 @@
     <dgm:cxn modelId="{C2F87107-A0ED-460A-95CF-CF822516EBEA}" type="presOf" srcId="{CE89ACF6-89F0-4C1F-955B-B86CB67DEA75}" destId="{CCA91281-AF78-4D5C-A7C7-17A6916E2344}" srcOrd="0" destOrd="0" presId="urn:microsoft.com/office/officeart/2005/8/layout/bProcess3"/>
     <dgm:cxn modelId="{E406CF0A-5D0A-4E96-B24B-75971E033437}" type="presOf" srcId="{CF382462-BD9B-40A8-ABD7-04BEA8760E93}" destId="{D25EE54C-FABE-41E5-AAA5-8873F7E937E6}" srcOrd="1" destOrd="0" presId="urn:microsoft.com/office/officeart/2005/8/layout/bProcess3"/>
     <dgm:cxn modelId="{25794812-3DD1-4AC0-8AB6-D5926101C276}" type="presOf" srcId="{C4E9CBC7-3397-42E3-A489-39DAD1261ED1}" destId="{658DC328-0294-4069-BB1A-5665376EE76A}" srcOrd="1" destOrd="0" presId="urn:microsoft.com/office/officeart/2005/8/layout/bProcess3"/>
+    <dgm:cxn modelId="{A0ABFF21-2B88-4BA0-B6A8-3E6A8967645A}" srcId="{658F764E-1E4B-43AE-A621-C6BD4DCE8C65}" destId="{E2AF8389-C1C8-4D39-B8A0-6FD9B28BD21A}" srcOrd="6" destOrd="0" parTransId="{E614EB5B-32C9-4E86-B02A-DC717C69BF07}" sibTransId="{DE57072D-2DA5-4533-BB79-BE6A0323FFA2}"/>
     <dgm:cxn modelId="{02B65A22-6EEB-4DA3-AC3B-31595FFC0336}" srcId="{658F764E-1E4B-43AE-A621-C6BD4DCE8C65}" destId="{1A2105D6-6794-4B26-A4DE-48DE2C2617D5}" srcOrd="1" destOrd="0" parTransId="{A3EDE676-9A60-479E-A4DC-7551766E1044}" sibTransId="{A9227ED9-B690-4C75-8D47-E72A07E9506E}"/>
     <dgm:cxn modelId="{C072C52C-7FE1-407A-8373-63AD02FA5579}" type="presOf" srcId="{8DC583A7-BBE8-423C-9396-A872815F9B49}" destId="{D8E42014-C5F9-4156-BC33-748FCD5190F0}" srcOrd="0" destOrd="0" presId="urn:microsoft.com/office/officeart/2005/8/layout/bProcess3"/>
     <dgm:cxn modelId="{D66D452E-42DA-466D-8595-BB76C8ACD781}" type="presOf" srcId="{C4E9CBC7-3397-42E3-A489-39DAD1261ED1}" destId="{1D91198B-0D26-4C55-A199-7631BF2EA513}" srcOrd="0" destOrd="0" presId="urn:microsoft.com/office/officeart/2005/8/layout/bProcess3"/>
@@ -5353,6 +5593,7 @@
     <dgm:cxn modelId="{56943764-3C26-4627-9976-A6F1A4C92B27}" type="presOf" srcId="{658F764E-1E4B-43AE-A621-C6BD4DCE8C65}" destId="{7CE0E976-0324-448B-888D-1D414FDD6EB6}" srcOrd="0" destOrd="0" presId="urn:microsoft.com/office/officeart/2005/8/layout/bProcess3"/>
     <dgm:cxn modelId="{9701E24B-7C32-42A7-9812-32BF6C588195}" type="presOf" srcId="{D32DD423-38A2-4496-A49F-09561211B112}" destId="{818653E2-8048-4144-9528-60FE5A6AE28B}" srcOrd="0" destOrd="0" presId="urn:microsoft.com/office/officeart/2005/8/layout/bProcess3"/>
     <dgm:cxn modelId="{23CE8D54-D4C9-4449-952D-C2AC9BED3091}" type="presOf" srcId="{A9227ED9-B690-4C75-8D47-E72A07E9506E}" destId="{781BA092-2225-466C-B825-4EA6F67CE32B}" srcOrd="0" destOrd="0" presId="urn:microsoft.com/office/officeart/2005/8/layout/bProcess3"/>
+    <dgm:cxn modelId="{EA5EBD54-0F57-4F0D-8602-E515521C040D}" type="presOf" srcId="{E2AF8389-C1C8-4D39-B8A0-6FD9B28BD21A}" destId="{97638200-40D5-46EE-83D5-1FFAF4FDF525}" srcOrd="0" destOrd="0" presId="urn:microsoft.com/office/officeart/2005/8/layout/bProcess3"/>
     <dgm:cxn modelId="{F4716756-78F8-4F48-9F46-CAA82ADAFDFE}" type="presOf" srcId="{6D21A7C9-5384-49F7-8CCE-AB4684C64451}" destId="{EE4A86AB-3641-4449-B264-E464AF44398B}" srcOrd="0" destOrd="0" presId="urn:microsoft.com/office/officeart/2005/8/layout/bProcess3"/>
     <dgm:cxn modelId="{5588437A-F7FE-4BFD-A644-688EF712614A}" type="presOf" srcId="{1A2105D6-6794-4B26-A4DE-48DE2C2617D5}" destId="{D64B7E35-3DBE-43F7-84A4-3572877A54D0}" srcOrd="0" destOrd="0" presId="urn:microsoft.com/office/officeart/2005/8/layout/bProcess3"/>
     <dgm:cxn modelId="{B5238092-BACE-4836-BE0B-7C0D12D508AD}" type="presOf" srcId="{7F4CE6E0-0717-4BE6-863E-E4C95073B65A}" destId="{AC98867D-5306-418E-A6A9-E71AF51DF68F}" srcOrd="0" destOrd="0" presId="urn:microsoft.com/office/officeart/2005/8/layout/bProcess3"/>
@@ -5361,8 +5602,10 @@
     <dgm:cxn modelId="{5DD29BA1-3403-4C87-A536-12BFF5FD011D}" srcId="{658F764E-1E4B-43AE-A621-C6BD4DCE8C65}" destId="{7F4CE6E0-0717-4BE6-863E-E4C95073B65A}" srcOrd="5" destOrd="0" parTransId="{BF025AE3-32DA-4BCC-96C9-C643E7755268}" sibTransId="{DA2372AA-4104-4B9D-866E-EAEA9D2A8833}"/>
     <dgm:cxn modelId="{C6C0A4B0-6C51-4626-955B-F1BB8861296E}" type="presOf" srcId="{CA06098B-9A38-47CD-BAF8-3AB4E6A2CA5D}" destId="{218C4008-290C-49C3-BF3E-6E55FB02BBBB}" srcOrd="0" destOrd="0" presId="urn:microsoft.com/office/officeart/2005/8/layout/bProcess3"/>
     <dgm:cxn modelId="{91801BB8-113B-41AC-B0AB-AC30D399EE48}" srcId="{658F764E-1E4B-43AE-A621-C6BD4DCE8C65}" destId="{D32DD423-38A2-4496-A49F-09561211B112}" srcOrd="3" destOrd="0" parTransId="{FBCB0511-02D9-4F54-98EF-33B15F096EFE}" sibTransId="{B85A96ED-0BC1-4D87-AAA3-713BAE2A13EF}"/>
+    <dgm:cxn modelId="{53EE33BE-48DE-48AD-89ED-EB97DD63F8F9}" type="presOf" srcId="{DA2372AA-4104-4B9D-866E-EAEA9D2A8833}" destId="{8DE5FC59-90FB-4B58-83DA-D52F2DE19D9C}" srcOrd="0" destOrd="0" presId="urn:microsoft.com/office/officeart/2005/8/layout/bProcess3"/>
     <dgm:cxn modelId="{683D9BC3-30F3-4A63-9782-F1C3209587CE}" srcId="{658F764E-1E4B-43AE-A621-C6BD4DCE8C65}" destId="{6D21A7C9-5384-49F7-8CCE-AB4684C64451}" srcOrd="4" destOrd="0" parTransId="{B90E448B-93B9-4CA6-A621-E3ABA51618D7}" sibTransId="{C4E9CBC7-3397-42E3-A489-39DAD1261ED1}"/>
     <dgm:cxn modelId="{AD1DA4CE-A439-4449-8A04-891BD43563B6}" type="presOf" srcId="{CF382462-BD9B-40A8-ABD7-04BEA8760E93}" destId="{BDFA0CCD-F5B9-423F-8685-902B683F26E1}" srcOrd="0" destOrd="0" presId="urn:microsoft.com/office/officeart/2005/8/layout/bProcess3"/>
+    <dgm:cxn modelId="{CA9B17D0-A5AC-4626-A89D-548CBE1029C1}" type="presOf" srcId="{DA2372AA-4104-4B9D-866E-EAEA9D2A8833}" destId="{0A36F333-D33D-43ED-A343-2E290C23317B}" srcOrd="1" destOrd="0" presId="urn:microsoft.com/office/officeart/2005/8/layout/bProcess3"/>
     <dgm:cxn modelId="{2D43D3D5-ED1B-4391-AFC8-898FDC03F58D}" type="presOf" srcId="{B85A96ED-0BC1-4D87-AAA3-713BAE2A13EF}" destId="{9BB58E06-3FE3-4074-AB89-E11A9D9732AE}" srcOrd="0" destOrd="0" presId="urn:microsoft.com/office/officeart/2005/8/layout/bProcess3"/>
     <dgm:cxn modelId="{EBE438EB-6641-4274-B772-FA7833957697}" type="presOf" srcId="{A9227ED9-B690-4C75-8D47-E72A07E9506E}" destId="{7A717F4E-6D77-4B09-AA19-5AAD2B8D4CDA}" srcOrd="1" destOrd="0" presId="urn:microsoft.com/office/officeart/2005/8/layout/bProcess3"/>
     <dgm:cxn modelId="{09525C8B-E38F-4751-B185-22EDEC4DE1CD}" type="presParOf" srcId="{7CE0E976-0324-448B-888D-1D414FDD6EB6}" destId="{D8E42014-C5F9-4156-BC33-748FCD5190F0}" srcOrd="0" destOrd="0" presId="urn:microsoft.com/office/officeart/2005/8/layout/bProcess3"/>
@@ -5381,6 +5624,9 @@
     <dgm:cxn modelId="{9A4D1D15-80AC-4614-822D-224275E20C68}" type="presParOf" srcId="{7CE0E976-0324-448B-888D-1D414FDD6EB6}" destId="{1D91198B-0D26-4C55-A199-7631BF2EA513}" srcOrd="9" destOrd="0" presId="urn:microsoft.com/office/officeart/2005/8/layout/bProcess3"/>
     <dgm:cxn modelId="{D256A438-9273-44A5-B9FE-626E2D268432}" type="presParOf" srcId="{1D91198B-0D26-4C55-A199-7631BF2EA513}" destId="{658DC328-0294-4069-BB1A-5665376EE76A}" srcOrd="0" destOrd="0" presId="urn:microsoft.com/office/officeart/2005/8/layout/bProcess3"/>
     <dgm:cxn modelId="{E3517D67-C309-4FBE-8CB1-09F9E601083B}" type="presParOf" srcId="{7CE0E976-0324-448B-888D-1D414FDD6EB6}" destId="{AC98867D-5306-418E-A6A9-E71AF51DF68F}" srcOrd="10" destOrd="0" presId="urn:microsoft.com/office/officeart/2005/8/layout/bProcess3"/>
+    <dgm:cxn modelId="{93B42E75-2A5F-4EBD-9474-9ECCDD97CF76}" type="presParOf" srcId="{7CE0E976-0324-448B-888D-1D414FDD6EB6}" destId="{8DE5FC59-90FB-4B58-83DA-D52F2DE19D9C}" srcOrd="11" destOrd="0" presId="urn:microsoft.com/office/officeart/2005/8/layout/bProcess3"/>
+    <dgm:cxn modelId="{35EAF51F-B8A8-4BDA-8604-783326A03DD7}" type="presParOf" srcId="{8DE5FC59-90FB-4B58-83DA-D52F2DE19D9C}" destId="{0A36F333-D33D-43ED-A343-2E290C23317B}" srcOrd="0" destOrd="0" presId="urn:microsoft.com/office/officeart/2005/8/layout/bProcess3"/>
+    <dgm:cxn modelId="{702F61EF-0126-4AB5-9D71-D9A4E3574942}" type="presParOf" srcId="{7CE0E976-0324-448B-888D-1D414FDD6EB6}" destId="{97638200-40D5-46EE-83D5-1FFAF4FDF525}" srcOrd="12" destOrd="0" presId="urn:microsoft.com/office/officeart/2005/8/layout/bProcess3"/>
   </dgm:cxnLst>
   <dgm:bg/>
   <dgm:whole/>
@@ -5407,8 +5653,8 @@
       </dsp:nvSpPr>
       <dsp:spPr>
         <a:xfrm>
-          <a:off x="1672360" y="575794"/>
-          <a:ext cx="353436" cy="91440"/>
+          <a:off x="1234194" y="757442"/>
+          <a:ext cx="252764" cy="91440"/>
         </a:xfrm>
         <a:custGeom>
           <a:avLst/>
@@ -5422,7 +5668,7 @@
                 <a:pt x="0" y="45720"/>
               </a:moveTo>
               <a:lnTo>
-                <a:pt x="353436" y="45720"/>
+                <a:pt x="252764" y="45720"/>
               </a:lnTo>
             </a:path>
           </a:pathLst>
@@ -5477,8 +5723,8 @@
         </a:p>
       </dsp:txBody>
       <dsp:txXfrm>
-        <a:off x="1839478" y="619593"/>
-        <a:ext cx="19201" cy="3840"/>
+        <a:off x="1353492" y="801743"/>
+        <a:ext cx="14168" cy="2836"/>
       </dsp:txXfrm>
     </dsp:sp>
     <dsp:sp modelId="{D8E42014-C5F9-4156-BC33-748FCD5190F0}">
@@ -5488,8 +5734,8 @@
       </dsp:nvSpPr>
       <dsp:spPr>
         <a:xfrm>
-          <a:off x="4435" y="120596"/>
-          <a:ext cx="1669725" cy="1001835"/>
+          <a:off x="3975" y="433556"/>
+          <a:ext cx="1232019" cy="739211"/>
         </a:xfrm>
         <a:prstGeom prst="rect">
           <a:avLst/>
@@ -5582,8 +5828,8 @@
         </a:p>
       </dsp:txBody>
       <dsp:txXfrm>
-        <a:off x="4435" y="120596"/>
-        <a:ext cx="1669725" cy="1001835"/>
+        <a:off x="3975" y="433556"/>
+        <a:ext cx="1232019" cy="739211"/>
       </dsp:txXfrm>
     </dsp:sp>
     <dsp:sp modelId="{781BA092-2225-466C-B825-4EA6F67CE32B}">
@@ -5593,8 +5839,8 @@
       </dsp:nvSpPr>
       <dsp:spPr>
         <a:xfrm>
-          <a:off x="3726122" y="575794"/>
-          <a:ext cx="353436" cy="91440"/>
+          <a:off x="2749577" y="757442"/>
+          <a:ext cx="252764" cy="91440"/>
         </a:xfrm>
         <a:custGeom>
           <a:avLst/>
@@ -5608,7 +5854,7 @@
                 <a:pt x="0" y="45720"/>
               </a:moveTo>
               <a:lnTo>
-                <a:pt x="353436" y="45720"/>
+                <a:pt x="252764" y="45720"/>
               </a:lnTo>
             </a:path>
           </a:pathLst>
@@ -5663,8 +5909,8 @@
         </a:p>
       </dsp:txBody>
       <dsp:txXfrm>
-        <a:off x="3893239" y="619593"/>
-        <a:ext cx="19201" cy="3840"/>
+        <a:off x="2868875" y="801743"/>
+        <a:ext cx="14168" cy="2836"/>
       </dsp:txXfrm>
     </dsp:sp>
     <dsp:sp modelId="{D64B7E35-3DBE-43F7-84A4-3572877A54D0}">
@@ -5674,8 +5920,8 @@
       </dsp:nvSpPr>
       <dsp:spPr>
         <a:xfrm>
-          <a:off x="2058197" y="120596"/>
-          <a:ext cx="1669725" cy="1001835"/>
+          <a:off x="1519358" y="433556"/>
+          <a:ext cx="1232019" cy="739211"/>
         </a:xfrm>
         <a:prstGeom prst="rect">
           <a:avLst/>
@@ -5768,8 +6014,8 @@
         </a:p>
       </dsp:txBody>
       <dsp:txXfrm>
-        <a:off x="2058197" y="120596"/>
-        <a:ext cx="1669725" cy="1001835"/>
+        <a:off x="1519358" y="433556"/>
+        <a:ext cx="1232019" cy="739211"/>
       </dsp:txXfrm>
     </dsp:sp>
     <dsp:sp modelId="{CCA91281-AF78-4D5C-A7C7-17A6916E2344}">
@@ -5779,8 +6025,8 @@
       </dsp:nvSpPr>
       <dsp:spPr>
         <a:xfrm>
-          <a:off x="839298" y="1120631"/>
-          <a:ext cx="4107523" cy="353436"/>
+          <a:off x="4264961" y="757442"/>
+          <a:ext cx="252764" cy="91440"/>
         </a:xfrm>
         <a:custGeom>
           <a:avLst/>
@@ -5791,16 +6037,10 @@
           <a:pathLst>
             <a:path>
               <a:moveTo>
-                <a:pt x="4107523" y="0"/>
+                <a:pt x="0" y="45720"/>
               </a:moveTo>
               <a:lnTo>
-                <a:pt x="4107523" y="193818"/>
-              </a:lnTo>
-              <a:lnTo>
-                <a:pt x="0" y="193818"/>
-              </a:lnTo>
-              <a:lnTo>
-                <a:pt x="0" y="353436"/>
+                <a:pt x="252764" y="45720"/>
               </a:lnTo>
             </a:path>
           </a:pathLst>
@@ -5855,8 +6095,8 @@
         </a:p>
       </dsp:txBody>
       <dsp:txXfrm>
-        <a:off x="2789924" y="1295429"/>
-        <a:ext cx="206271" cy="3840"/>
+        <a:off x="4384259" y="801743"/>
+        <a:ext cx="14168" cy="2836"/>
       </dsp:txXfrm>
     </dsp:sp>
     <dsp:sp modelId="{218C4008-290C-49C3-BF3E-6E55FB02BBBB}">
@@ -5866,8 +6106,8 @@
       </dsp:nvSpPr>
       <dsp:spPr>
         <a:xfrm>
-          <a:off x="4111959" y="120596"/>
-          <a:ext cx="1669725" cy="1001835"/>
+          <a:off x="3034742" y="433556"/>
+          <a:ext cx="1232019" cy="739211"/>
         </a:xfrm>
         <a:prstGeom prst="rect">
           <a:avLst/>
@@ -5955,13 +6195,13 @@
           </a:pPr>
           <a:r>
             <a:rPr lang="en-GB" sz="1100" kern="1200"/>
-            <a:t>3. Join datazone and post code data</a:t>
+            <a:t>3. Join data zone and post code data</a:t>
           </a:r>
         </a:p>
       </dsp:txBody>
       <dsp:txXfrm>
-        <a:off x="4111959" y="120596"/>
-        <a:ext cx="1669725" cy="1001835"/>
+        <a:off x="3034742" y="433556"/>
+        <a:ext cx="1232019" cy="739211"/>
       </dsp:txXfrm>
     </dsp:sp>
     <dsp:sp modelId="{9BB58E06-3FE3-4074-AB89-E11A9D9732AE}">
@@ -5971,8 +6211,8 @@
       </dsp:nvSpPr>
       <dsp:spPr>
         <a:xfrm>
-          <a:off x="1672360" y="1961665"/>
-          <a:ext cx="353436" cy="91440"/>
+          <a:off x="619984" y="1170967"/>
+          <a:ext cx="4546150" cy="252764"/>
         </a:xfrm>
         <a:custGeom>
           <a:avLst/>
@@ -5983,10 +6223,16 @@
           <a:pathLst>
             <a:path>
               <a:moveTo>
-                <a:pt x="0" y="45720"/>
+                <a:pt x="4546150" y="0"/>
               </a:moveTo>
               <a:lnTo>
-                <a:pt x="353436" y="45720"/>
+                <a:pt x="4546150" y="143482"/>
+              </a:lnTo>
+              <a:lnTo>
+                <a:pt x="0" y="143482"/>
+              </a:lnTo>
+              <a:lnTo>
+                <a:pt x="0" y="252764"/>
               </a:lnTo>
             </a:path>
           </a:pathLst>
@@ -6041,8 +6287,8 @@
         </a:p>
       </dsp:txBody>
       <dsp:txXfrm>
-        <a:off x="1839478" y="2005465"/>
-        <a:ext cx="19201" cy="3840"/>
+        <a:off x="2779185" y="1295931"/>
+        <a:ext cx="227748" cy="2836"/>
       </dsp:txXfrm>
     </dsp:sp>
     <dsp:sp modelId="{818653E2-8048-4144-9528-60FE5A6AE28B}">
@@ -6052,8 +6298,8 @@
       </dsp:nvSpPr>
       <dsp:spPr>
         <a:xfrm>
-          <a:off x="4435" y="1506468"/>
-          <a:ext cx="1669725" cy="1001835"/>
+          <a:off x="4550125" y="433556"/>
+          <a:ext cx="1232019" cy="739211"/>
         </a:xfrm>
         <a:prstGeom prst="rect">
           <a:avLst/>
@@ -6146,8 +6392,8 @@
         </a:p>
       </dsp:txBody>
       <dsp:txXfrm>
-        <a:off x="4435" y="1506468"/>
-        <a:ext cx="1669725" cy="1001835"/>
+        <a:off x="4550125" y="433556"/>
+        <a:ext cx="1232019" cy="739211"/>
       </dsp:txXfrm>
     </dsp:sp>
     <dsp:sp modelId="{1D91198B-0D26-4C55-A199-7631BF2EA513}">
@@ -6157,8 +6403,8 @@
       </dsp:nvSpPr>
       <dsp:spPr>
         <a:xfrm>
-          <a:off x="3726122" y="1961665"/>
-          <a:ext cx="353436" cy="91440"/>
+          <a:off x="1234194" y="1780017"/>
+          <a:ext cx="252764" cy="91440"/>
         </a:xfrm>
         <a:custGeom>
           <a:avLst/>
@@ -6172,7 +6418,7 @@
                 <a:pt x="0" y="45720"/>
               </a:moveTo>
               <a:lnTo>
-                <a:pt x="353436" y="45720"/>
+                <a:pt x="252764" y="45720"/>
               </a:lnTo>
             </a:path>
           </a:pathLst>
@@ -6227,8 +6473,8 @@
         </a:p>
       </dsp:txBody>
       <dsp:txXfrm>
-        <a:off x="3893239" y="2005465"/>
-        <a:ext cx="19201" cy="3840"/>
+        <a:off x="1353492" y="1824319"/>
+        <a:ext cx="14168" cy="2836"/>
       </dsp:txXfrm>
     </dsp:sp>
     <dsp:sp modelId="{EE4A86AB-3641-4449-B264-E464AF44398B}">
@@ -6238,8 +6484,8 @@
       </dsp:nvSpPr>
       <dsp:spPr>
         <a:xfrm>
-          <a:off x="2058197" y="1506468"/>
-          <a:ext cx="1669725" cy="1001835"/>
+          <a:off x="3975" y="1456132"/>
+          <a:ext cx="1232019" cy="739211"/>
         </a:xfrm>
         <a:prstGeom prst="rect">
           <a:avLst/>
@@ -6327,13 +6573,94 @@
           </a:pPr>
           <a:r>
             <a:rPr lang="en-GB" sz="1100" kern="1200"/>
-            <a:t>5. Estimate energy data for properties not included in EPC register</a:t>
+            <a:t>5. Estimate data for properties not included in EPC register</a:t>
           </a:r>
         </a:p>
       </dsp:txBody>
       <dsp:txXfrm>
-        <a:off x="2058197" y="1506468"/>
-        <a:ext cx="1669725" cy="1001835"/>
+        <a:off x="3975" y="1456132"/>
+        <a:ext cx="1232019" cy="739211"/>
+      </dsp:txXfrm>
+    </dsp:sp>
+    <dsp:sp modelId="{8DE5FC59-90FB-4B58-83DA-D52F2DE19D9C}">
+      <dsp:nvSpPr>
+        <dsp:cNvPr id="0" name=""/>
+        <dsp:cNvSpPr/>
+      </dsp:nvSpPr>
+      <dsp:spPr>
+        <a:xfrm>
+          <a:off x="2749577" y="1780017"/>
+          <a:ext cx="252764" cy="91440"/>
+        </a:xfrm>
+        <a:custGeom>
+          <a:avLst/>
+          <a:gdLst/>
+          <a:ahLst/>
+          <a:cxnLst/>
+          <a:rect l="0" t="0" r="0" b="0"/>
+          <a:pathLst>
+            <a:path>
+              <a:moveTo>
+                <a:pt x="0" y="45720"/>
+              </a:moveTo>
+              <a:lnTo>
+                <a:pt x="252764" y="45720"/>
+              </a:lnTo>
+            </a:path>
+          </a:pathLst>
+        </a:custGeom>
+        <a:noFill/>
+        <a:ln w="6350" cap="flat" cmpd="sng" algn="ctr">
+          <a:solidFill>
+            <a:schemeClr val="accent1">
+              <a:hueOff val="0"/>
+              <a:satOff val="0"/>
+              <a:lumOff val="0"/>
+              <a:alphaOff val="0"/>
+            </a:schemeClr>
+          </a:solidFill>
+          <a:prstDash val="solid"/>
+          <a:miter lim="800000"/>
+          <a:tailEnd type="arrow"/>
+        </a:ln>
+        <a:effectLst/>
+      </dsp:spPr>
+      <dsp:style>
+        <a:lnRef idx="1">
+          <a:scrgbClr r="0" g="0" b="0"/>
+        </a:lnRef>
+        <a:fillRef idx="0">
+          <a:scrgbClr r="0" g="0" b="0"/>
+        </a:fillRef>
+        <a:effectRef idx="0">
+          <a:scrgbClr r="0" g="0" b="0"/>
+        </a:effectRef>
+        <a:fontRef idx="minor"/>
+      </dsp:style>
+      <dsp:txBody>
+        <a:bodyPr spcFirstLastPara="0" vert="horz" wrap="square" lIns="12700" tIns="0" rIns="12700" bIns="0" numCol="1" spcCol="1270" anchor="ctr" anchorCtr="0">
+          <a:noAutofit/>
+        </a:bodyPr>
+        <a:lstStyle/>
+        <a:p>
+          <a:pPr marL="0" lvl="0" indent="0" algn="ctr" defTabSz="222250">
+            <a:lnSpc>
+              <a:spcPct val="90000"/>
+            </a:lnSpc>
+            <a:spcBef>
+              <a:spcPct val="0"/>
+            </a:spcBef>
+            <a:spcAft>
+              <a:spcPct val="35000"/>
+            </a:spcAft>
+            <a:buNone/>
+          </a:pPr>
+          <a:endParaRPr lang="en-GB" sz="500" kern="1200"/>
+        </a:p>
+      </dsp:txBody>
+      <dsp:txXfrm>
+        <a:off x="2868875" y="1824319"/>
+        <a:ext cx="14168" cy="2836"/>
       </dsp:txXfrm>
     </dsp:sp>
     <dsp:sp modelId="{AC98867D-5306-418E-A6A9-E71AF51DF68F}">
@@ -6343,8 +6670,8 @@
       </dsp:nvSpPr>
       <dsp:spPr>
         <a:xfrm>
-          <a:off x="4111959" y="1506468"/>
-          <a:ext cx="1669725" cy="1001835"/>
+          <a:off x="1519358" y="1456132"/>
+          <a:ext cx="1232019" cy="739211"/>
         </a:xfrm>
         <a:prstGeom prst="rect">
           <a:avLst/>
@@ -6432,13 +6759,118 @@
           </a:pPr>
           <a:r>
             <a:rPr lang="en-GB" sz="1100" kern="1200"/>
-            <a:t>6. Combine property level data into building level data</a:t>
+            <a:t>6. Validate demand data</a:t>
           </a:r>
         </a:p>
       </dsp:txBody>
       <dsp:txXfrm>
-        <a:off x="4111959" y="1506468"/>
-        <a:ext cx="1669725" cy="1001835"/>
+        <a:off x="1519358" y="1456132"/>
+        <a:ext cx="1232019" cy="739211"/>
+      </dsp:txXfrm>
+    </dsp:sp>
+    <dsp:sp modelId="{97638200-40D5-46EE-83D5-1FFAF4FDF525}">
+      <dsp:nvSpPr>
+        <dsp:cNvPr id="0" name=""/>
+        <dsp:cNvSpPr/>
+      </dsp:nvSpPr>
+      <dsp:spPr>
+        <a:xfrm>
+          <a:off x="3034742" y="1456132"/>
+          <a:ext cx="1232019" cy="739211"/>
+        </a:xfrm>
+        <a:prstGeom prst="rect">
+          <a:avLst/>
+        </a:prstGeom>
+        <a:gradFill rotWithShape="0">
+          <a:gsLst>
+            <a:gs pos="0">
+              <a:schemeClr val="accent1">
+                <a:hueOff val="0"/>
+                <a:satOff val="0"/>
+                <a:lumOff val="0"/>
+                <a:alphaOff val="0"/>
+                <a:satMod val="103000"/>
+                <a:lumMod val="102000"/>
+                <a:tint val="94000"/>
+              </a:schemeClr>
+            </a:gs>
+            <a:gs pos="50000">
+              <a:schemeClr val="accent1">
+                <a:hueOff val="0"/>
+                <a:satOff val="0"/>
+                <a:lumOff val="0"/>
+                <a:alphaOff val="0"/>
+                <a:satMod val="110000"/>
+                <a:lumMod val="100000"/>
+                <a:shade val="100000"/>
+              </a:schemeClr>
+            </a:gs>
+            <a:gs pos="100000">
+              <a:schemeClr val="accent1">
+                <a:hueOff val="0"/>
+                <a:satOff val="0"/>
+                <a:lumOff val="0"/>
+                <a:alphaOff val="0"/>
+                <a:lumMod val="99000"/>
+                <a:satMod val="120000"/>
+                <a:shade val="78000"/>
+              </a:schemeClr>
+            </a:gs>
+          </a:gsLst>
+          <a:lin ang="5400000" scaled="0"/>
+        </a:gradFill>
+        <a:ln>
+          <a:noFill/>
+        </a:ln>
+        <a:effectLst>
+          <a:outerShdw blurRad="57150" dist="19050" dir="5400000" algn="ctr" rotWithShape="0">
+            <a:srgbClr val="000000">
+              <a:alpha val="63000"/>
+            </a:srgbClr>
+          </a:outerShdw>
+        </a:effectLst>
+      </dsp:spPr>
+      <dsp:style>
+        <a:lnRef idx="0">
+          <a:scrgbClr r="0" g="0" b="0"/>
+        </a:lnRef>
+        <a:fillRef idx="3">
+          <a:scrgbClr r="0" g="0" b="0"/>
+        </a:fillRef>
+        <a:effectRef idx="3">
+          <a:scrgbClr r="0" g="0" b="0"/>
+        </a:effectRef>
+        <a:fontRef idx="minor">
+          <a:schemeClr val="lt1"/>
+        </a:fontRef>
+      </dsp:style>
+      <dsp:txBody>
+        <a:bodyPr spcFirstLastPara="0" vert="horz" wrap="square" lIns="71120" tIns="71120" rIns="71120" bIns="71120" numCol="1" spcCol="1270" anchor="ctr" anchorCtr="0">
+          <a:noAutofit/>
+        </a:bodyPr>
+        <a:lstStyle/>
+        <a:p>
+          <a:pPr marL="0" lvl="0" indent="0" algn="ctr" defTabSz="444500">
+            <a:lnSpc>
+              <a:spcPct val="90000"/>
+            </a:lnSpc>
+            <a:spcBef>
+              <a:spcPct val="0"/>
+            </a:spcBef>
+            <a:spcAft>
+              <a:spcPct val="35000"/>
+            </a:spcAft>
+            <a:buNone/>
+          </a:pPr>
+          <a:r>
+            <a:rPr lang="en-GB" sz="1000" kern="1200"/>
+            <a:t>7. Combine property level data into building level data</a:t>
+          </a:r>
+        </a:p>
+      </dsp:txBody>
+      <dsp:txXfrm>
+        <a:off x="3034742" y="1456132"/>
+        <a:ext cx="1232019" cy="739211"/>
       </dsp:txXfrm>
     </dsp:sp>
   </dsp:spTree>
@@ -7983,8 +8415,8 @@
 </file>
 
 <file path=customXml/item3.xml><?xml version="1.0" encoding="utf-8"?>
-<ct:contentTypeSchema xmlns:ct="http://schemas.microsoft.com/office/2006/metadata/contentType" xmlns:ma="http://schemas.microsoft.com/office/2006/metadata/properties/metaAttributes" ct:_="" ma:_="" ma:contentTypeName="Document" ma:contentTypeID="0x01010066E315E292EC264CAEF42EE02AF0D2DB" ma:contentTypeVersion="10" ma:contentTypeDescription="Create a new document." ma:contentTypeScope="" ma:versionID="2b046fe8bc51966aa7a1454cf14b836b">
-  <xsd:schema xmlns:xsd="http://www.w3.org/2001/XMLSchema" xmlns:xs="http://www.w3.org/2001/XMLSchema" xmlns:p="http://schemas.microsoft.com/office/2006/metadata/properties" xmlns:ns2="6ccb2a1b-ddc4-4f84-bcc0-a41aafa85596" xmlns:ns3="306be65d-dbf2-4d01-a4ad-089970c21c7a" targetNamespace="http://schemas.microsoft.com/office/2006/metadata/properties" ma:root="true" ma:fieldsID="295bb6ffe570aa10cc19d475df7caf18" ns2:_="" ns3:_="">
+<ct:contentTypeSchema xmlns:ct="http://schemas.microsoft.com/office/2006/metadata/contentType" xmlns:ma="http://schemas.microsoft.com/office/2006/metadata/properties/metaAttributes" ct:_="" ma:_="" ma:contentTypeName="Document" ma:contentTypeID="0x01010066E315E292EC264CAEF42EE02AF0D2DB" ma:contentTypeVersion="11" ma:contentTypeDescription="Create a new document." ma:contentTypeScope="" ma:versionID="296538919e38460bf7caf41ea0014443">
+  <xsd:schema xmlns:xsd="http://www.w3.org/2001/XMLSchema" xmlns:xs="http://www.w3.org/2001/XMLSchema" xmlns:p="http://schemas.microsoft.com/office/2006/metadata/properties" xmlns:ns2="6ccb2a1b-ddc4-4f84-bcc0-a41aafa85596" xmlns:ns3="306be65d-dbf2-4d01-a4ad-089970c21c7a" targetNamespace="http://schemas.microsoft.com/office/2006/metadata/properties" ma:root="true" ma:fieldsID="873ede7567428ef3cfaaf9c2ceff2b6f" ns2:_="" ns3:_="">
     <xsd:import namespace="6ccb2a1b-ddc4-4f84-bcc0-a41aafa85596"/>
     <xsd:import namespace="306be65d-dbf2-4d01-a4ad-089970c21c7a"/>
     <xsd:element name="properties">
@@ -8002,6 +8434,7 @@
                 <xsd:element ref="ns2:MediaServiceOCR" minOccurs="0"/>
                 <xsd:element ref="ns2:MediaServiceGenerationTime" minOccurs="0"/>
                 <xsd:element ref="ns2:MediaServiceEventHashCode" minOccurs="0"/>
+                <xsd:element ref="ns2:MediaLengthInSeconds" minOccurs="0"/>
               </xsd:all>
             </xsd:complexType>
           </xsd:element>
@@ -8054,6 +8487,11 @@
     <xsd:element name="MediaServiceEventHashCode" ma:index="17" nillable="true" ma:displayName="MediaServiceEventHashCode" ma:hidden="true" ma:internalName="MediaServiceEventHashCode" ma:readOnly="true">
       <xsd:simpleType>
         <xsd:restriction base="dms:Text"/>
+      </xsd:simpleType>
+    </xsd:element>
+    <xsd:element name="MediaLengthInSeconds" ma:index="18" nillable="true" ma:displayName="MediaLengthInSeconds" ma:hidden="true" ma:internalName="MediaLengthInSeconds" ma:readOnly="true">
+      <xsd:simpleType>
+        <xsd:restriction base="dms:Unknown"/>
       </xsd:simpleType>
     </xsd:element>
   </xsd:schema>
@@ -8191,7 +8629,7 @@
 </file>
 
 <file path=customXml/itemProps3.xml><?xml version="1.0" encoding="utf-8"?>
-<ds:datastoreItem xmlns:ds="http://schemas.openxmlformats.org/officeDocument/2006/customXml" ds:itemID="{04D41351-2D6B-4DBB-954E-11AFC276D5B3}">
+<ds:datastoreItem xmlns:ds="http://schemas.openxmlformats.org/officeDocument/2006/customXml" ds:itemID="{28739CBB-F98C-414B-9BFF-E39F28A4ADFA}">
   <ds:schemaRefs>
     <ds:schemaRef ds:uri="http://schemas.microsoft.com/office/2006/metadata/contentType"/>
     <ds:schemaRef ds:uri="http://schemas.microsoft.com/office/2006/metadata/properties/metaAttributes"/>
